--- a/NoahPNResume2025.docx
+++ b/NoahPNResume2025.docx
@@ -26,17 +26,10 @@
     <w:p>
       <w:pPr>
         <w:spacing w:after="120"/>
-        <w:rPr>
-          <w:rFonts w:ascii="Cambria" w:hAnsi="Cambria" w:cs="Calibri"/>
-          <w:sz w:val="20"/>
-          <w:szCs w:val="20"/>
-        </w:rPr>
-      </w:pPr>
-      <w:r>
-        <w:rPr>
-          <w:rFonts w:ascii="Cambria" w:hAnsi="Cambria" w:cs="Calibri"/>
-          <w:sz w:val="20"/>
-          <w:szCs w:val="20"/>
+      </w:pPr>
+      <w:r>
+        <w:rPr>
+          <w:rFonts w:ascii="Cambria" w:hAnsi="Cambria" w:cs="Calibri"/>
         </w:rPr>
         <w:t xml:space="preserve">Ottawa, ON | (778) 388-8144 | </w:t>
       </w:r>
@@ -45,8 +38,6 @@
           <w:rPr>
             <w:rStyle w:val="Hyperlink"/>
             <w:rFonts w:ascii="Cambria" w:hAnsi="Cambria" w:cs="Calibri"/>
-            <w:sz w:val="20"/>
-            <w:szCs w:val="20"/>
           </w:rPr>
           <w:t>noahparknguyen@gmail.com</w:t>
         </w:r>
@@ -54,8 +45,6 @@
       <w:r>
         <w:rPr>
           <w:rFonts w:ascii="Cambria" w:hAnsi="Cambria" w:cs="Calibri"/>
-          <w:sz w:val="20"/>
-          <w:szCs w:val="20"/>
         </w:rPr>
         <w:t xml:space="preserve"> | </w:t>
       </w:r>
@@ -64,8 +53,6 @@
           <w:rPr>
             <w:rStyle w:val="Hyperlink"/>
             <w:rFonts w:ascii="Cambria" w:hAnsi="Cambria" w:cs="Calibri"/>
-            <w:sz w:val="20"/>
-            <w:szCs w:val="20"/>
           </w:rPr>
           <w:t>LinkedIn</w:t>
         </w:r>
@@ -73,8 +60,6 @@
       <w:r>
         <w:rPr>
           <w:rFonts w:ascii="Cambria" w:hAnsi="Cambria" w:cs="Calibri"/>
-          <w:sz w:val="20"/>
-          <w:szCs w:val="20"/>
         </w:rPr>
         <w:t xml:space="preserve"> | </w:t>
       </w:r>
@@ -83,8 +68,6 @@
           <w:rPr>
             <w:rStyle w:val="Hyperlink"/>
             <w:rFonts w:ascii="Cambria" w:hAnsi="Cambria" w:cs="Calibri"/>
-            <w:sz w:val="20"/>
-            <w:szCs w:val="20"/>
           </w:rPr>
           <w:t>GitHub</w:t>
         </w:r>
@@ -92,8 +75,6 @@
       <w:r>
         <w:rPr>
           <w:rFonts w:ascii="Cambria" w:hAnsi="Cambria" w:cs="Calibri"/>
-          <w:sz w:val="20"/>
-          <w:szCs w:val="20"/>
         </w:rPr>
         <w:t xml:space="preserve"> | </w:t>
       </w:r>
@@ -102,8 +83,6 @@
           <w:rPr>
             <w:rStyle w:val="Hyperlink"/>
             <w:rFonts w:ascii="Cambria" w:hAnsi="Cambria" w:cs="Calibri"/>
-            <w:sz w:val="20"/>
-            <w:szCs w:val="20"/>
           </w:rPr>
           <w:t>Portfolio</w:t>
         </w:r>
@@ -119,13 +98,66 @@
           <w:rFonts w:ascii="Cambria" w:hAnsi="Cambria" w:cs="Calibri"/>
           <w:b/>
           <w:bCs/>
-        </w:rPr>
-      </w:pPr>
-      <w:r>
-        <w:rPr>
-          <w:rFonts w:ascii="Cambria" w:hAnsi="Cambria" w:cs="Calibri"/>
-          <w:b/>
-          <w:bCs/>
+          <w:sz w:val="24"/>
+          <w:szCs w:val="24"/>
+        </w:rPr>
+      </w:pPr>
+      <w:r>
+        <w:rPr>
+          <w:rFonts w:ascii="Cambria" w:hAnsi="Cambria" w:cs="Calibri"/>
+          <w:b/>
+          <w:bCs/>
+          <w:sz w:val="24"/>
+          <w:szCs w:val="24"/>
+        </w:rPr>
+        <w:t>S</w:t>
+      </w:r>
+      <w:r>
+        <w:rPr>
+          <w:rFonts w:ascii="Cambria" w:hAnsi="Cambria" w:cs="Calibri"/>
+          <w:b/>
+          <w:bCs/>
+          <w:sz w:val="24"/>
+          <w:szCs w:val="24"/>
+        </w:rPr>
+        <w:t>ummary</w:t>
+      </w:r>
+    </w:p>
+    <w:p>
+      <w:pPr>
+        <w:spacing w:after="120"/>
+        <w:rPr>
+          <w:rFonts w:ascii="Cambria" w:hAnsi="Cambria" w:cs="Calibri"/>
+        </w:rPr>
+      </w:pPr>
+      <w:r>
+        <w:rPr>
+          <w:rFonts w:ascii="Cambria" w:hAnsi="Cambria" w:cs="Calibri"/>
+        </w:rPr>
+        <w:t>Application Developer with one year of experience designing and supporting internal solutions for federal departments (DND, FINTRAC). Proficient in the Microsoft Power Platform (Power Apps, Power BI, Power Automate) and full-stack development with React, Node.js, and Java. Experienced in leveraging Azure DevOps and Agile/Scrum frameworks to deliver secure, automated, and data-driven solutions that improve efficiency and collaboration.</w:t>
+      </w:r>
+    </w:p>
+    <w:p>
+      <w:pPr>
+        <w:pBdr>
+          <w:bottom w:val="single" w:sz="6" w:space="1" w:color="auto"/>
+        </w:pBdr>
+        <w:spacing w:after="120"/>
+        <w:rPr>
+          <w:rFonts w:ascii="Cambria" w:hAnsi="Cambria" w:cs="Calibri"/>
+          <w:b/>
+          <w:bCs/>
+          <w:sz w:val="24"/>
+          <w:szCs w:val="24"/>
+        </w:rPr>
+      </w:pPr>
+      <w:r>
+        <w:rPr>
+          <w:rFonts w:ascii="Cambria" w:hAnsi="Cambria" w:cs="Calibri"/>
+          <w:b/>
+          <w:bCs/>
+          <w:sz w:val="24"/>
+          <w:szCs w:val="24"/>
         </w:rPr>
         <w:t>Skills</w:t>
       </w:r>
@@ -141,45 +173,19 @@
         <w:contextualSpacing w:val="0"/>
         <w:rPr>
           <w:rFonts w:ascii="Cambria" w:hAnsi="Cambria" w:cs="Calibri"/>
-          <w:sz w:val="20"/>
-          <w:szCs w:val="20"/>
-        </w:rPr>
-      </w:pPr>
-      <w:r>
-        <w:rPr>
-          <w:rFonts w:ascii="Cambria" w:hAnsi="Cambria" w:cs="Calibri"/>
-          <w:b/>
-          <w:bCs/>
-          <w:sz w:val="20"/>
-          <w:szCs w:val="20"/>
-        </w:rPr>
-        <w:t>Front</w:t>
-      </w:r>
-      <w:r>
-        <w:rPr>
-          <w:rFonts w:ascii="Cambria" w:hAnsi="Cambria" w:cs="Calibri"/>
-          <w:b/>
-          <w:bCs/>
-          <w:sz w:val="20"/>
-          <w:szCs w:val="20"/>
-        </w:rPr>
-        <w:t>-E</w:t>
-      </w:r>
-      <w:r>
-        <w:rPr>
-          <w:rFonts w:ascii="Cambria" w:hAnsi="Cambria" w:cs="Calibri"/>
-          <w:b/>
-          <w:bCs/>
-          <w:sz w:val="20"/>
-          <w:szCs w:val="20"/>
-        </w:rPr>
-        <w:t>nd</w:t>
-      </w:r>
-      <w:r>
-        <w:rPr>
-          <w:rFonts w:ascii="Cambria" w:hAnsi="Cambria" w:cs="Calibri"/>
-          <w:sz w:val="20"/>
-          <w:szCs w:val="20"/>
+        </w:rPr>
+      </w:pPr>
+      <w:r>
+        <w:rPr>
+          <w:rFonts w:ascii="Cambria" w:hAnsi="Cambria" w:cs="Calibri"/>
+          <w:b/>
+          <w:bCs/>
+        </w:rPr>
+        <w:t>Front-End</w:t>
+      </w:r>
+      <w:r>
+        <w:rPr>
+          <w:rFonts w:ascii="Cambria" w:hAnsi="Cambria" w:cs="Calibri"/>
         </w:rPr>
         <w:t>: React, Tailwind CSS, HTML5, CSS3, JavaScript</w:t>
       </w:r>
@@ -195,17 +201,13 @@
         <w:contextualSpacing w:val="0"/>
         <w:rPr>
           <w:rFonts w:ascii="Cambria" w:hAnsi="Cambria" w:cs="Calibri"/>
-          <w:sz w:val="20"/>
-          <w:szCs w:val="20"/>
-        </w:rPr>
-      </w:pPr>
-      <w:r>
-        <w:rPr>
-          <w:rFonts w:ascii="Cambria" w:hAnsi="Cambria" w:cs="Calibri"/>
-          <w:b/>
-          <w:bCs/>
-          <w:sz w:val="20"/>
-          <w:szCs w:val="20"/>
+        </w:rPr>
+      </w:pPr>
+      <w:r>
+        <w:rPr>
+          <w:rFonts w:ascii="Cambria" w:hAnsi="Cambria" w:cs="Calibri"/>
+          <w:b/>
+          <w:bCs/>
         </w:rPr>
         <w:t>Back</w:t>
       </w:r>
@@ -214,8 +216,6 @@
           <w:rFonts w:ascii="Cambria" w:hAnsi="Cambria" w:cs="Calibri"/>
           <w:b/>
           <w:bCs/>
-          <w:sz w:val="20"/>
-          <w:szCs w:val="20"/>
         </w:rPr>
         <w:t>-E</w:t>
       </w:r>
@@ -224,18 +224,20 @@
           <w:rFonts w:ascii="Cambria" w:hAnsi="Cambria" w:cs="Calibri"/>
           <w:b/>
           <w:bCs/>
-          <w:sz w:val="20"/>
-          <w:szCs w:val="20"/>
         </w:rPr>
         <w:t>nd</w:t>
       </w:r>
       <w:r>
         <w:rPr>
           <w:rFonts w:ascii="Cambria" w:hAnsi="Cambria" w:cs="Calibri"/>
-          <w:sz w:val="20"/>
-          <w:szCs w:val="20"/>
-        </w:rPr>
-        <w:t>: Node.js, Express, MongoDB, Java, Spring Boot</w:t>
+        </w:rPr>
+        <w:t xml:space="preserve">: </w:t>
+      </w:r>
+      <w:r>
+        <w:rPr>
+          <w:rFonts w:ascii="Cambria" w:hAnsi="Cambria" w:cs="Calibri"/>
+        </w:rPr>
+        <w:t>Node.js, Express, MongoDB, Java, Spring Boot</w:t>
       </w:r>
     </w:p>
     <w:p>
@@ -249,27 +251,21 @@
         <w:contextualSpacing w:val="0"/>
         <w:rPr>
           <w:rFonts w:ascii="Cambria" w:hAnsi="Cambria" w:cs="Calibri"/>
-          <w:sz w:val="20"/>
-          <w:szCs w:val="20"/>
-        </w:rPr>
-      </w:pPr>
-      <w:r>
-        <w:rPr>
-          <w:rFonts w:ascii="Cambria" w:hAnsi="Cambria" w:cs="Calibri"/>
-          <w:b/>
-          <w:bCs/>
-          <w:sz w:val="20"/>
-          <w:szCs w:val="20"/>
-        </w:rPr>
-        <w:t>Tools</w:t>
-      </w:r>
-      <w:r>
-        <w:rPr>
-          <w:rFonts w:ascii="Cambria" w:hAnsi="Cambria" w:cs="Calibri"/>
-          <w:sz w:val="20"/>
-          <w:szCs w:val="20"/>
-        </w:rPr>
-        <w:t>: Visual Studio Code, IntelliJ IDEA, Apache Maven, Eclipse</w:t>
+        </w:rPr>
+      </w:pPr>
+      <w:r>
+        <w:rPr>
+          <w:rFonts w:ascii="Cambria" w:hAnsi="Cambria" w:cs="Calibri"/>
+          <w:b/>
+          <w:bCs/>
+        </w:rPr>
+        <w:t>Power Platform</w:t>
+      </w:r>
+      <w:r>
+        <w:rPr>
+          <w:rFonts w:ascii="Cambria" w:hAnsi="Cambria" w:cs="Calibri"/>
+        </w:rPr>
+        <w:t>: Power Apps, Power Automate, Power BI, Dataverse</w:t>
       </w:r>
     </w:p>
     <w:p>
@@ -283,27 +279,35 @@
         <w:contextualSpacing w:val="0"/>
         <w:rPr>
           <w:rFonts w:ascii="Cambria" w:hAnsi="Cambria" w:cs="Calibri"/>
-          <w:sz w:val="20"/>
-          <w:szCs w:val="20"/>
-        </w:rPr>
-      </w:pPr>
-      <w:r>
-        <w:rPr>
-          <w:rFonts w:ascii="Cambria" w:hAnsi="Cambria" w:cs="Calibri"/>
-          <w:b/>
-          <w:bCs/>
-          <w:sz w:val="20"/>
-          <w:szCs w:val="20"/>
-        </w:rPr>
-        <w:t>Collaboration</w:t>
-      </w:r>
-      <w:r>
-        <w:rPr>
-          <w:rFonts w:ascii="Cambria" w:hAnsi="Cambria" w:cs="Calibri"/>
-          <w:sz w:val="20"/>
-          <w:szCs w:val="20"/>
-        </w:rPr>
-        <w:t>: Git, GitHub, Microsoft Azure DevOps, Agile/Scrum, Microsoft Office Suite</w:t>
+        </w:rPr>
+      </w:pPr>
+      <w:r>
+        <w:rPr>
+          <w:rFonts w:ascii="Cambria" w:hAnsi="Cambria" w:cs="Calibri"/>
+          <w:b/>
+          <w:bCs/>
+        </w:rPr>
+        <w:t>Collaboration &amp; Development Tools</w:t>
+      </w:r>
+      <w:r>
+        <w:rPr>
+          <w:rFonts w:ascii="Cambria" w:hAnsi="Cambria" w:cs="Calibri"/>
+        </w:rPr>
+        <w:t>:</w:t>
+      </w:r>
+      <w:r>
+        <w:rPr>
+          <w:rFonts w:ascii="Cambria" w:hAnsi="Cambria" w:cs="Calibri"/>
+          <w:b/>
+          <w:bCs/>
+        </w:rPr>
+        <w:t xml:space="preserve"> </w:t>
+      </w:r>
+      <w:r>
+        <w:rPr>
+          <w:rFonts w:ascii="Cambria" w:hAnsi="Cambria" w:cs="Calibri"/>
+        </w:rPr>
+        <w:t>Visual Studio Code, Azure DevOps, Git, Agile/Scrum, Microsoft Office Suite (Outlook, Teams, SharePoint)</w:t>
       </w:r>
     </w:p>
     <w:p>
@@ -318,25 +322,19 @@
         <w:contextualSpacing w:val="0"/>
         <w:rPr>
           <w:rFonts w:ascii="Cambria" w:hAnsi="Cambria" w:cs="Calibri"/>
-          <w:sz w:val="20"/>
-          <w:szCs w:val="20"/>
-        </w:rPr>
-      </w:pPr>
-      <w:r>
-        <w:rPr>
-          <w:rFonts w:ascii="Cambria" w:hAnsi="Cambria" w:cs="Calibri"/>
-          <w:b/>
-          <w:bCs/>
-          <w:sz w:val="20"/>
-          <w:szCs w:val="20"/>
+        </w:rPr>
+      </w:pPr>
+      <w:r>
+        <w:rPr>
+          <w:rFonts w:ascii="Cambria" w:hAnsi="Cambria" w:cs="Calibri"/>
+          <w:b/>
+          <w:bCs/>
         </w:rPr>
         <w:t>Languages</w:t>
       </w:r>
       <w:r>
         <w:rPr>
           <w:rFonts w:ascii="Cambria" w:hAnsi="Cambria" w:cs="Calibri"/>
-          <w:sz w:val="20"/>
-          <w:szCs w:val="20"/>
         </w:rPr>
         <w:t>: English (native), French (conversational)</w:t>
       </w:r>
@@ -351,13 +349,17 @@
           <w:rFonts w:ascii="Cambria" w:hAnsi="Cambria" w:cs="Calibri"/>
           <w:b/>
           <w:bCs/>
-        </w:rPr>
-      </w:pPr>
-      <w:r>
-        <w:rPr>
-          <w:rFonts w:ascii="Cambria" w:hAnsi="Cambria" w:cs="Calibri"/>
-          <w:b/>
-          <w:bCs/>
+          <w:sz w:val="24"/>
+          <w:szCs w:val="24"/>
+        </w:rPr>
+      </w:pPr>
+      <w:r>
+        <w:rPr>
+          <w:rFonts w:ascii="Cambria" w:hAnsi="Cambria" w:cs="Calibri"/>
+          <w:b/>
+          <w:bCs/>
+          <w:sz w:val="24"/>
+          <w:szCs w:val="24"/>
         </w:rPr>
         <w:t>Experience</w:t>
       </w:r>
@@ -369,55 +371,51 @@
         </w:tabs>
         <w:rPr>
           <w:rFonts w:ascii="Cambria" w:hAnsi="Cambria" w:cs="Calibri"/>
-          <w:sz w:val="20"/>
-          <w:szCs w:val="20"/>
-        </w:rPr>
-      </w:pPr>
-      <w:r>
-        <w:rPr>
-          <w:rFonts w:ascii="Cambria" w:hAnsi="Cambria" w:cs="Calibri"/>
-          <w:b/>
-          <w:bCs/>
-          <w:sz w:val="20"/>
-          <w:szCs w:val="20"/>
-        </w:rPr>
-        <w:t xml:space="preserve">Algonquin College </w:t>
-      </w:r>
-      <w:r>
-        <w:rPr>
-          <w:rFonts w:ascii="Cambria" w:hAnsi="Cambria" w:cs="Calibri"/>
-          <w:b/>
-          <w:bCs/>
-          <w:sz w:val="20"/>
-          <w:szCs w:val="20"/>
-        </w:rPr>
-        <w:t>|</w:t>
-      </w:r>
-      <w:r>
-        <w:rPr>
-          <w:rFonts w:ascii="Cambria" w:hAnsi="Cambria" w:cs="Calibri"/>
-          <w:b/>
-          <w:bCs/>
-          <w:sz w:val="20"/>
-          <w:szCs w:val="20"/>
-        </w:rPr>
-        <w:t xml:space="preserve"> Student Tester</w:t>
-      </w:r>
-      <w:r>
-        <w:rPr>
-          <w:rFonts w:ascii="Cambria" w:hAnsi="Cambria" w:cs="Calibri"/>
-          <w:b/>
-          <w:bCs/>
-          <w:sz w:val="20"/>
-          <w:szCs w:val="20"/>
+        </w:rPr>
+      </w:pPr>
+      <w:r>
+        <w:rPr>
+          <w:rFonts w:ascii="Cambria" w:hAnsi="Cambria" w:cs="Calibri"/>
+          <w:b/>
+          <w:bCs/>
+        </w:rPr>
+        <w:t>Department of National Defence (DND)</w:t>
+      </w:r>
+      <w:r>
+        <w:rPr>
+          <w:rFonts w:ascii="Cambria" w:hAnsi="Cambria" w:cs="Calibri"/>
+          <w:b/>
+          <w:bCs/>
+        </w:rPr>
+        <w:t xml:space="preserve"> </w:t>
+      </w:r>
+      <w:r>
+        <w:rPr>
+          <w:rFonts w:ascii="Cambria" w:hAnsi="Cambria" w:cs="Calibri"/>
+          <w:b/>
+          <w:bCs/>
+        </w:rPr>
+        <w:t xml:space="preserve">| </w:t>
+      </w:r>
+      <w:r>
+        <w:rPr>
+          <w:rFonts w:ascii="Cambria" w:hAnsi="Cambria" w:cs="Calibri"/>
+          <w:b/>
+          <w:bCs/>
+        </w:rPr>
+        <w:t>Developer</w:t>
+      </w:r>
+      <w:r>
+        <w:rPr>
+          <w:rFonts w:ascii="Cambria" w:hAnsi="Cambria" w:cs="Calibri"/>
+          <w:b/>
+          <w:bCs/>
         </w:rPr>
         <w:t xml:space="preserve"> | Ottawa, ON</w:t>
       </w:r>
       <w:r>
         <w:rPr>
           <w:rFonts w:ascii="Cambria" w:hAnsi="Cambria" w:cs="Calibri"/>
-          <w:sz w:val="20"/>
-          <w:szCs w:val="20"/>
         </w:rPr>
         <w:tab/>
       </w:r>
@@ -426,10 +424,40 @@
           <w:rFonts w:ascii="Cambria" w:hAnsi="Cambria" w:cs="Calibri"/>
           <w:i/>
           <w:iCs/>
-          <w:sz w:val="20"/>
-          <w:szCs w:val="20"/>
-        </w:rPr>
-        <w:t>Jan 2024 – Apr 2024</w:t>
+        </w:rPr>
+        <w:t>Feb</w:t>
+      </w:r>
+      <w:r>
+        <w:rPr>
+          <w:rFonts w:ascii="Cambria" w:hAnsi="Cambria" w:cs="Calibri"/>
+          <w:i/>
+          <w:iCs/>
+        </w:rPr>
+        <w:t xml:space="preserve"> 202</w:t>
+      </w:r>
+      <w:r>
+        <w:rPr>
+          <w:rFonts w:ascii="Cambria" w:hAnsi="Cambria" w:cs="Calibri"/>
+          <w:i/>
+          <w:iCs/>
+        </w:rPr>
+        <w:t>5</w:t>
+      </w:r>
+      <w:r>
+        <w:rPr>
+          <w:rFonts w:ascii="Cambria" w:hAnsi="Cambria" w:cs="Calibri"/>
+          <w:i/>
+          <w:iCs/>
+        </w:rPr>
+        <w:t xml:space="preserve"> – </w:t>
+      </w:r>
+      <w:r>
+        <w:rPr>
+          <w:rFonts w:ascii="Cambria" w:hAnsi="Cambria" w:cs="Calibri"/>
+          <w:i/>
+          <w:iCs/>
+        </w:rPr>
+        <w:t>Present</w:t>
       </w:r>
     </w:p>
     <w:p>
@@ -446,41 +474,19 @@
         <w:contextualSpacing w:val="0"/>
         <w:rPr>
           <w:rFonts w:ascii="Cambria" w:hAnsi="Cambria" w:cs="Calibri"/>
-          <w:sz w:val="20"/>
-          <w:szCs w:val="20"/>
-        </w:rPr>
-      </w:pPr>
-      <w:r>
-        <w:rPr>
-          <w:rFonts w:ascii="Cambria" w:hAnsi="Cambria" w:cs="Calibri"/>
-          <w:sz w:val="20"/>
-          <w:szCs w:val="20"/>
-        </w:rPr>
-        <w:t>Developed a Java automation tool that updated API documentation</w:t>
-      </w:r>
-      <w:r>
-        <w:rPr>
-          <w:rFonts w:ascii="Cambria" w:hAnsi="Cambria" w:cs="Calibri"/>
-          <w:sz w:val="20"/>
-          <w:szCs w:val="20"/>
-        </w:rPr>
-        <w:t xml:space="preserve">, </w:t>
-      </w:r>
-      <w:r>
-        <w:rPr>
-          <w:rFonts w:ascii="Cambria" w:hAnsi="Cambria" w:cs="Calibri"/>
-          <w:sz w:val="20"/>
-          <w:szCs w:val="20"/>
-        </w:rPr>
-        <w:t>cutting</w:t>
-      </w:r>
-      <w:r>
-        <w:rPr>
-          <w:rFonts w:ascii="Cambria" w:hAnsi="Cambria" w:cs="Calibri"/>
-          <w:sz w:val="20"/>
-          <w:szCs w:val="20"/>
-        </w:rPr>
-        <w:t xml:space="preserve"> 8+ hours of manual effort per update.</w:t>
+        </w:rPr>
+      </w:pPr>
+      <w:r>
+        <w:rPr>
+          <w:rFonts w:ascii="Cambria" w:hAnsi="Cambria" w:cs="Calibri"/>
+        </w:rPr>
+        <w:t>Developed a responsive web interface in React and Tailwind CSS for an internal AI chatbot, enabling natural-language querying of a 400+ page policy document</w:t>
+      </w:r>
+      <w:r>
+        <w:rPr>
+          <w:rFonts w:ascii="Cambria" w:hAnsi="Cambria" w:cs="Calibri"/>
+        </w:rPr>
+        <w:t>.</w:t>
       </w:r>
     </w:p>
     <w:p>
@@ -497,25 +503,13 @@
         <w:contextualSpacing w:val="0"/>
         <w:rPr>
           <w:rFonts w:ascii="Cambria" w:hAnsi="Cambria" w:cs="Calibri"/>
-          <w:sz w:val="20"/>
-          <w:szCs w:val="20"/>
-        </w:rPr>
-      </w:pPr>
-      <w:r>
-        <w:rPr>
-          <w:rFonts w:ascii="Cambria" w:hAnsi="Cambria" w:cs="Calibri"/>
-          <w:sz w:val="20"/>
-          <w:szCs w:val="20"/>
-        </w:rPr>
-        <w:t>Built an automated system to detect and update outdated API data, streamlining documentation maintenance</w:t>
-      </w:r>
-      <w:r>
-        <w:rPr>
-          <w:rFonts w:ascii="Cambria" w:hAnsi="Cambria" w:cs="Calibri"/>
-          <w:sz w:val="20"/>
-          <w:szCs w:val="20"/>
-        </w:rPr>
-        <w:t>.</w:t>
+        </w:rPr>
+      </w:pPr>
+      <w:r>
+        <w:rPr>
+          <w:rFonts w:ascii="Cambria" w:hAnsi="Cambria" w:cs="Calibri"/>
+        </w:rPr>
+        <w:t>Designed and deployed an interactive Power BI dashboard visualizing course completion data, fiscal-year growth, and delivery method trends.</w:t>
       </w:r>
     </w:p>
     <w:p>
@@ -532,17 +526,13 @@
         <w:contextualSpacing w:val="0"/>
         <w:rPr>
           <w:rFonts w:ascii="Cambria" w:hAnsi="Cambria" w:cs="Calibri"/>
-          <w:sz w:val="20"/>
-          <w:szCs w:val="20"/>
-        </w:rPr>
-      </w:pPr>
-      <w:r>
-        <w:rPr>
-          <w:rFonts w:ascii="Cambria" w:hAnsi="Cambria" w:cs="Calibri"/>
-          <w:sz w:val="20"/>
-          <w:szCs w:val="20"/>
-        </w:rPr>
-        <w:t>Resolved 50+ bugs in Azure DevOps, improving system stability and reducing errors in the team’s workflow.</w:t>
+        </w:rPr>
+      </w:pPr>
+      <w:r>
+        <w:rPr>
+          <w:rFonts w:ascii="Cambria" w:hAnsi="Cambria" w:cs="Calibri"/>
+        </w:rPr>
+        <w:t>Built a Power App–based project tracking system integrated with Power Automate to streamline client onboarding—automating Teams channel creation, folder setup, and developer notifications.</w:t>
       </w:r>
     </w:p>
     <w:p>
@@ -560,41 +550,13 @@
         <w:contextualSpacing w:val="0"/>
         <w:rPr>
           <w:rFonts w:ascii="Cambria" w:hAnsi="Cambria" w:cs="Calibri"/>
-          <w:sz w:val="20"/>
-          <w:szCs w:val="20"/>
-        </w:rPr>
-      </w:pPr>
-      <w:r>
-        <w:rPr>
-          <w:rFonts w:ascii="Cambria" w:hAnsi="Cambria" w:cs="Calibri"/>
-          <w:sz w:val="20"/>
-          <w:szCs w:val="20"/>
-        </w:rPr>
-        <w:t xml:space="preserve">Wrote </w:t>
-      </w:r>
-      <w:r>
-        <w:rPr>
-          <w:rFonts w:ascii="Cambria" w:hAnsi="Cambria" w:cs="Calibri"/>
-          <w:sz w:val="20"/>
-          <w:szCs w:val="20"/>
-        </w:rPr>
-        <w:t xml:space="preserve">tests with </w:t>
-      </w:r>
-      <w:r>
-        <w:rPr>
-          <w:rFonts w:ascii="Cambria" w:hAnsi="Cambria" w:cs="Calibri"/>
-          <w:sz w:val="20"/>
-          <w:szCs w:val="20"/>
-        </w:rPr>
-        <w:t>Junit-5 to confirm form logic, increasing test coverage by 20% and improving application reliability</w:t>
-      </w:r>
-      <w:r>
-        <w:rPr>
-          <w:rFonts w:ascii="Cambria" w:hAnsi="Cambria" w:cs="Calibri"/>
-          <w:sz w:val="20"/>
-          <w:szCs w:val="20"/>
-        </w:rPr>
-        <w:t>.</w:t>
+        </w:rPr>
+      </w:pPr>
+      <w:r>
+        <w:rPr>
+          <w:rFonts w:ascii="Cambria" w:hAnsi="Cambria" w:cs="Calibri"/>
+        </w:rPr>
+        <w:t>Collaborated in Agile sprints using Azure DevOps for task tracking, documentation, and iterative feature delivery.</w:t>
       </w:r>
     </w:p>
     <w:p>
@@ -604,35 +566,43 @@
         </w:tabs>
         <w:rPr>
           <w:rFonts w:ascii="Cambria" w:hAnsi="Cambria" w:cs="Calibri"/>
-          <w:sz w:val="20"/>
-          <w:szCs w:val="20"/>
-        </w:rPr>
-      </w:pPr>
-      <w:r>
-        <w:rPr>
-          <w:rFonts w:ascii="Cambria" w:hAnsi="Cambria" w:cs="Calibri"/>
-          <w:b/>
-          <w:bCs/>
-          <w:sz w:val="20"/>
-          <w:szCs w:val="20"/>
-        </w:rPr>
-        <w:t>FINTRAC | Application Developer</w:t>
-      </w:r>
-      <w:r>
-        <w:rPr>
-          <w:rFonts w:ascii="Cambria" w:hAnsi="Cambria" w:cs="Calibri"/>
-          <w:b/>
-          <w:bCs/>
-          <w:sz w:val="20"/>
-          <w:szCs w:val="20"/>
+        </w:rPr>
+      </w:pPr>
+      <w:r>
+        <w:rPr>
+          <w:rFonts w:ascii="Cambria" w:hAnsi="Cambria" w:cs="Calibri"/>
+          <w:b/>
+          <w:bCs/>
+        </w:rPr>
+        <w:t xml:space="preserve">Algonquin College </w:t>
+      </w:r>
+      <w:r>
+        <w:rPr>
+          <w:rFonts w:ascii="Cambria" w:hAnsi="Cambria" w:cs="Calibri"/>
+          <w:b/>
+          <w:bCs/>
+        </w:rPr>
+        <w:t>|</w:t>
+      </w:r>
+      <w:r>
+        <w:rPr>
+          <w:rFonts w:ascii="Cambria" w:hAnsi="Cambria" w:cs="Calibri"/>
+          <w:b/>
+          <w:bCs/>
+        </w:rPr>
+        <w:t xml:space="preserve"> Student Tester</w:t>
+      </w:r>
+      <w:r>
+        <w:rPr>
+          <w:rFonts w:ascii="Cambria" w:hAnsi="Cambria" w:cs="Calibri"/>
+          <w:b/>
+          <w:bCs/>
         </w:rPr>
         <w:t xml:space="preserve"> | Ottawa, ON</w:t>
       </w:r>
       <w:r>
         <w:rPr>
           <w:rFonts w:ascii="Cambria" w:hAnsi="Cambria" w:cs="Calibri"/>
-          <w:sz w:val="20"/>
-          <w:szCs w:val="20"/>
         </w:rPr>
         <w:tab/>
       </w:r>
@@ -641,10 +611,32 @@
           <w:rFonts w:ascii="Cambria" w:hAnsi="Cambria" w:cs="Calibri"/>
           <w:i/>
           <w:iCs/>
-          <w:sz w:val="20"/>
-          <w:szCs w:val="20"/>
-        </w:rPr>
-        <w:t>Sep 2024 – Dec 2024</w:t>
+        </w:rPr>
+        <w:t>Sep</w:t>
+      </w:r>
+      <w:r>
+        <w:rPr>
+          <w:rFonts w:ascii="Cambria" w:hAnsi="Cambria" w:cs="Calibri"/>
+          <w:i/>
+          <w:iCs/>
+        </w:rPr>
+        <w:t xml:space="preserve"> 2024 – </w:t>
+      </w:r>
+      <w:r>
+        <w:rPr>
+          <w:rFonts w:ascii="Cambria" w:hAnsi="Cambria" w:cs="Calibri"/>
+          <w:i/>
+          <w:iCs/>
+        </w:rPr>
+        <w:t>Dec</w:t>
+      </w:r>
+      <w:r>
+        <w:rPr>
+          <w:rFonts w:ascii="Cambria" w:hAnsi="Cambria" w:cs="Calibri"/>
+          <w:i/>
+          <w:iCs/>
+        </w:rPr>
+        <w:t xml:space="preserve"> 2024</w:t>
       </w:r>
     </w:p>
     <w:p>
@@ -652,26 +644,22 @@
         <w:pStyle w:val="ListParagraph"/>
         <w:numPr>
           <w:ilvl w:val="0"/>
-          <w:numId w:val="3"/>
+          <w:numId w:val="2"/>
         </w:numPr>
         <w:tabs>
-          <w:tab w:val="left" w:pos="8789"/>
+          <w:tab w:val="left" w:pos="8931"/>
         </w:tabs>
         <w:ind w:left="426"/>
         <w:contextualSpacing w:val="0"/>
         <w:rPr>
           <w:rFonts w:ascii="Cambria" w:hAnsi="Cambria" w:cs="Calibri"/>
-          <w:sz w:val="20"/>
-          <w:szCs w:val="20"/>
-        </w:rPr>
-      </w:pPr>
-      <w:r>
-        <w:rPr>
-          <w:rFonts w:ascii="Cambria" w:hAnsi="Cambria" w:cs="Calibri"/>
-          <w:sz w:val="20"/>
-          <w:szCs w:val="20"/>
-        </w:rPr>
-        <w:t>Authored 100+ test cases for the R3 project, covering data management, system responsiveness, and role-based access.</w:t>
+        </w:rPr>
+      </w:pPr>
+      <w:r>
+        <w:rPr>
+          <w:rFonts w:ascii="Cambria" w:hAnsi="Cambria" w:cs="Calibri"/>
+        </w:rPr>
+        <w:t>Authored and executed 100+ test cases for the R3 student information system, covering access control, data integrity, and responsiveness.</w:t>
       </w:r>
     </w:p>
     <w:p>
@@ -679,70 +667,40 @@
         <w:pStyle w:val="ListParagraph"/>
         <w:numPr>
           <w:ilvl w:val="0"/>
-          <w:numId w:val="3"/>
+          <w:numId w:val="2"/>
         </w:numPr>
         <w:tabs>
-          <w:tab w:val="left" w:pos="8789"/>
+          <w:tab w:val="left" w:pos="8931"/>
         </w:tabs>
         <w:ind w:left="426"/>
         <w:contextualSpacing w:val="0"/>
         <w:rPr>
           <w:rFonts w:ascii="Cambria" w:hAnsi="Cambria" w:cs="Calibri"/>
-          <w:sz w:val="20"/>
-          <w:szCs w:val="20"/>
-        </w:rPr>
-      </w:pPr>
-      <w:r>
-        <w:rPr>
-          <w:rFonts w:ascii="Cambria" w:hAnsi="Cambria" w:cs="Calibri"/>
-          <w:sz w:val="20"/>
-          <w:szCs w:val="20"/>
-        </w:rPr>
-        <w:t xml:space="preserve">Executed 200+ test cases, </w:t>
-      </w:r>
-      <w:r>
-        <w:rPr>
-          <w:rFonts w:ascii="Cambria" w:hAnsi="Cambria" w:cs="Calibri"/>
-          <w:sz w:val="20"/>
-          <w:szCs w:val="20"/>
-        </w:rPr>
-        <w:t>finding</w:t>
-      </w:r>
-      <w:r>
-        <w:rPr>
-          <w:rFonts w:ascii="Cambria" w:hAnsi="Cambria" w:cs="Calibri"/>
-          <w:sz w:val="20"/>
-          <w:szCs w:val="20"/>
-        </w:rPr>
-        <w:t xml:space="preserve"> and reporting 10+ critical bugs, leading to improved system stability.</w:t>
-      </w:r>
-    </w:p>
-    <w:p>
-      <w:pPr>
-        <w:pStyle w:val="ListParagraph"/>
-        <w:numPr>
-          <w:ilvl w:val="0"/>
-          <w:numId w:val="3"/>
-        </w:numPr>
-        <w:tabs>
-          <w:tab w:val="left" w:pos="8789"/>
-        </w:tabs>
-        <w:ind w:left="426"/>
-        <w:contextualSpacing w:val="0"/>
-        <w:rPr>
-          <w:rFonts w:ascii="Cambria" w:hAnsi="Cambria" w:cs="Calibri"/>
-          <w:sz w:val="20"/>
-          <w:szCs w:val="20"/>
-        </w:rPr>
-      </w:pPr>
-      <w:bookmarkStart w:id="0" w:name="_Hlk189905130"/>
-      <w:r>
-        <w:rPr>
-          <w:rFonts w:ascii="Cambria" w:hAnsi="Cambria" w:cs="Calibri"/>
-          <w:sz w:val="20"/>
-          <w:szCs w:val="20"/>
-        </w:rPr>
-        <w:t>Facilitated cross-team communication between testers and developers, ensuring quick resolution of urgent issues.</w:t>
+        </w:rPr>
+      </w:pPr>
+      <w:r>
+        <w:rPr>
+          <w:rFonts w:ascii="Cambria" w:hAnsi="Cambria" w:cs="Calibri"/>
+        </w:rPr>
+        <w:t>I</w:t>
+      </w:r>
+      <w:r>
+        <w:rPr>
+          <w:rFonts w:ascii="Cambria" w:hAnsi="Cambria" w:cs="Calibri"/>
+        </w:rPr>
+        <w:t>dentified</w:t>
+      </w:r>
+      <w:r>
+        <w:rPr>
+          <w:rFonts w:ascii="Cambria" w:hAnsi="Cambria" w:cs="Calibri"/>
+        </w:rPr>
+        <w:t xml:space="preserve"> and documented 10+ critical defects, contributing to stability improvements prior to launch</w:t>
+      </w:r>
+      <w:r>
+        <w:rPr>
+          <w:rFonts w:ascii="Cambria" w:hAnsi="Cambria" w:cs="Calibri"/>
+        </w:rPr>
+        <w:t>.</w:t>
       </w:r>
     </w:p>
     <w:p>
@@ -760,17 +718,177 @@
         <w:contextualSpacing w:val="0"/>
         <w:rPr>
           <w:rFonts w:ascii="Cambria" w:hAnsi="Cambria" w:cs="Calibri"/>
-          <w:sz w:val="20"/>
-          <w:szCs w:val="20"/>
-        </w:rPr>
-      </w:pPr>
-      <w:r>
-        <w:rPr>
-          <w:rFonts w:ascii="Cambria" w:hAnsi="Cambria" w:cs="Calibri"/>
-          <w:sz w:val="20"/>
-          <w:szCs w:val="20"/>
-        </w:rPr>
-        <w:t>Contributed to 25% of the team’s test suite, meeting agile iteration deadlines and ensuring feature completeness.</w:t>
+        </w:rPr>
+      </w:pPr>
+      <w:r>
+        <w:rPr>
+          <w:rFonts w:ascii="Cambria" w:hAnsi="Cambria" w:cs="Calibri"/>
+        </w:rPr>
+        <w:t>Collaborated with developers to verify fixes and ensure regression-free deployments</w:t>
+      </w:r>
+      <w:r>
+        <w:rPr>
+          <w:rFonts w:ascii="Cambria" w:hAnsi="Cambria" w:cs="Calibri"/>
+        </w:rPr>
+        <w:t>.</w:t>
+      </w:r>
+    </w:p>
+    <w:p>
+      <w:pPr>
+        <w:tabs>
+          <w:tab w:val="right" w:pos="10773"/>
+        </w:tabs>
+        <w:rPr>
+          <w:rFonts w:ascii="Cambria" w:hAnsi="Cambria" w:cs="Calibri"/>
+        </w:rPr>
+      </w:pPr>
+      <w:r>
+        <w:rPr>
+          <w:rFonts w:ascii="Cambria" w:hAnsi="Cambria" w:cs="Calibri"/>
+          <w:b/>
+          <w:bCs/>
+        </w:rPr>
+        <w:t>FINTRAC | Application Developer</w:t>
+      </w:r>
+      <w:r>
+        <w:rPr>
+          <w:rFonts w:ascii="Cambria" w:hAnsi="Cambria" w:cs="Calibri"/>
+          <w:b/>
+          <w:bCs/>
+        </w:rPr>
+        <w:t xml:space="preserve"> | Ottawa, ON</w:t>
+      </w:r>
+      <w:r>
+        <w:rPr>
+          <w:rFonts w:ascii="Cambria" w:hAnsi="Cambria" w:cs="Calibri"/>
+        </w:rPr>
+        <w:tab/>
+      </w:r>
+      <w:r>
+        <w:rPr>
+          <w:rFonts w:ascii="Cambria" w:hAnsi="Cambria" w:cs="Calibri"/>
+          <w:i/>
+          <w:iCs/>
+        </w:rPr>
+        <w:t>Jan</w:t>
+      </w:r>
+      <w:r>
+        <w:rPr>
+          <w:rFonts w:ascii="Cambria" w:hAnsi="Cambria" w:cs="Calibri"/>
+          <w:i/>
+          <w:iCs/>
+        </w:rPr>
+        <w:t xml:space="preserve"> 2024 – </w:t>
+      </w:r>
+      <w:r>
+        <w:rPr>
+          <w:rFonts w:ascii="Cambria" w:hAnsi="Cambria" w:cs="Calibri"/>
+          <w:i/>
+          <w:iCs/>
+        </w:rPr>
+        <w:t>Apr</w:t>
+      </w:r>
+      <w:r>
+        <w:rPr>
+          <w:rFonts w:ascii="Cambria" w:hAnsi="Cambria" w:cs="Calibri"/>
+          <w:i/>
+          <w:iCs/>
+        </w:rPr>
+        <w:t xml:space="preserve"> 2024</w:t>
+      </w:r>
+    </w:p>
+    <w:p>
+      <w:pPr>
+        <w:pStyle w:val="ListParagraph"/>
+        <w:numPr>
+          <w:ilvl w:val="0"/>
+          <w:numId w:val="3"/>
+        </w:numPr>
+        <w:tabs>
+          <w:tab w:val="left" w:pos="8789"/>
+        </w:tabs>
+        <w:ind w:left="426"/>
+        <w:contextualSpacing w:val="0"/>
+        <w:rPr>
+          <w:rFonts w:ascii="Cambria" w:hAnsi="Cambria" w:cs="Calibri"/>
+        </w:rPr>
+      </w:pPr>
+      <w:r>
+        <w:rPr>
+          <w:rFonts w:ascii="Cambria" w:hAnsi="Cambria" w:cs="Calibri"/>
+        </w:rPr>
+        <w:t>Developed a Java-based automation tool to consume API endpoints and parse YAML documentation, reducing manual update time by 8+ hours per release.</w:t>
+      </w:r>
+    </w:p>
+    <w:p>
+      <w:pPr>
+        <w:pStyle w:val="ListParagraph"/>
+        <w:numPr>
+          <w:ilvl w:val="0"/>
+          <w:numId w:val="3"/>
+        </w:numPr>
+        <w:tabs>
+          <w:tab w:val="left" w:pos="8789"/>
+        </w:tabs>
+        <w:ind w:left="426"/>
+        <w:contextualSpacing w:val="0"/>
+        <w:rPr>
+          <w:rFonts w:ascii="Cambria" w:hAnsi="Cambria" w:cs="Calibri"/>
+        </w:rPr>
+      </w:pPr>
+      <w:bookmarkStart w:id="0" w:name="_Hlk189905130"/>
+      <w:r>
+        <w:rPr>
+          <w:rFonts w:ascii="Cambria" w:hAnsi="Cambria" w:cs="Calibri"/>
+        </w:rPr>
+        <w:t>Built a data validation utility to detect and update outdated API documentation automatically.</w:t>
+      </w:r>
+    </w:p>
+    <w:p>
+      <w:pPr>
+        <w:pStyle w:val="ListParagraph"/>
+        <w:numPr>
+          <w:ilvl w:val="0"/>
+          <w:numId w:val="3"/>
+        </w:numPr>
+        <w:tabs>
+          <w:tab w:val="left" w:pos="8789"/>
+        </w:tabs>
+        <w:ind w:left="426"/>
+        <w:contextualSpacing w:val="0"/>
+        <w:rPr>
+          <w:rFonts w:ascii="Cambria" w:hAnsi="Cambria" w:cs="Calibri"/>
+        </w:rPr>
+      </w:pPr>
+      <w:r>
+        <w:rPr>
+          <w:rFonts w:ascii="Cambria" w:hAnsi="Cambria" w:cs="Calibri"/>
+        </w:rPr>
+        <w:t>Resolved 50+ tracked issues in Azure DevOps, improving system stability and reducing recurring errors.</w:t>
+      </w:r>
+    </w:p>
+    <w:p>
+      <w:pPr>
+        <w:pStyle w:val="ListParagraph"/>
+        <w:numPr>
+          <w:ilvl w:val="0"/>
+          <w:numId w:val="3"/>
+        </w:numPr>
+        <w:tabs>
+          <w:tab w:val="left" w:pos="8789"/>
+        </w:tabs>
+        <w:spacing w:after="120"/>
+        <w:ind w:left="426"/>
+        <w:contextualSpacing w:val="0"/>
+        <w:rPr>
+          <w:rFonts w:ascii="Cambria" w:hAnsi="Cambria" w:cs="Calibri"/>
+        </w:rPr>
+      </w:pPr>
+      <w:r>
+        <w:rPr>
+          <w:rFonts w:ascii="Cambria" w:hAnsi="Cambria" w:cs="Calibri"/>
+        </w:rPr>
+        <w:t>Authored JUnit 5 tests to increase code coverage by 20% and improve validation reliability.</w:t>
       </w:r>
     </w:p>
     <w:bookmarkEnd w:id="0"/>
@@ -784,15 +902,19 @@
           <w:rFonts w:ascii="Cambria" w:hAnsi="Cambria" w:cs="Calibri"/>
           <w:b/>
           <w:bCs/>
-        </w:rPr>
-      </w:pPr>
-      <w:r>
-        <w:rPr>
-          <w:rFonts w:ascii="Cambria" w:hAnsi="Cambria" w:cs="Calibri"/>
-          <w:b/>
-          <w:bCs/>
-        </w:rPr>
-        <w:t>Projects</w:t>
+          <w:sz w:val="24"/>
+          <w:szCs w:val="24"/>
+        </w:rPr>
+      </w:pPr>
+      <w:r>
+        <w:rPr>
+          <w:rFonts w:ascii="Cambria" w:hAnsi="Cambria" w:cs="Calibri"/>
+          <w:b/>
+          <w:bCs/>
+          <w:sz w:val="24"/>
+          <w:szCs w:val="24"/>
+        </w:rPr>
+        <w:t>Education</w:t>
       </w:r>
     </w:p>
     <w:p>
@@ -802,40 +924,8 @@
         </w:tabs>
         <w:rPr>
           <w:rFonts w:ascii="Cambria" w:hAnsi="Cambria" w:cs="Calibri"/>
-          <w:sz w:val="20"/>
-          <w:szCs w:val="20"/>
-        </w:rPr>
-      </w:pPr>
-      <w:r>
-        <w:rPr>
-          <w:rFonts w:ascii="Cambria" w:hAnsi="Cambria" w:cs="Calibri"/>
-          <w:b/>
-          <w:bCs/>
-          <w:sz w:val="20"/>
-          <w:szCs w:val="20"/>
-        </w:rPr>
-        <w:t>Meeting</w:t>
-      </w:r>
-      <w:r>
-        <w:rPr>
-          <w:rFonts w:ascii="Cambria" w:hAnsi="Cambria" w:cs="Calibri"/>
-          <w:b/>
-          <w:bCs/>
-          <w:sz w:val="20"/>
-          <w:szCs w:val="20"/>
-        </w:rPr>
-        <w:t xml:space="preserve"> </w:t>
-      </w:r>
-      <w:r>
-        <w:rPr>
-          <w:rFonts w:ascii="Cambria" w:hAnsi="Cambria" w:cs="Calibri"/>
-          <w:b/>
-          <w:bCs/>
-          <w:sz w:val="20"/>
-          <w:szCs w:val="20"/>
-        </w:rPr>
-        <w:t xml:space="preserve">Map | </w:t>
-      </w:r>
+        </w:rPr>
+      </w:pPr>
       <w:hyperlink r:id="rId11" w:history="1">
         <w:r>
           <w:rPr>
@@ -843,980 +933,6 @@
             <w:rFonts w:ascii="Cambria" w:hAnsi="Cambria" w:cs="Calibri"/>
             <w:b/>
             <w:bCs/>
-            <w:sz w:val="20"/>
-            <w:szCs w:val="20"/>
-          </w:rPr>
-          <w:t>GitHub</w:t>
-        </w:r>
-      </w:hyperlink>
-      <w:r>
-        <w:rPr>
-          <w:rFonts w:ascii="Cambria" w:hAnsi="Cambria" w:cs="Calibri"/>
-          <w:b/>
-          <w:bCs/>
-          <w:sz w:val="20"/>
-          <w:szCs w:val="20"/>
-        </w:rPr>
-        <w:t xml:space="preserve"> | </w:t>
-      </w:r>
-      <w:hyperlink r:id="rId12" w:history="1">
-        <w:r>
-          <w:rPr>
-            <w:rStyle w:val="Hyperlink"/>
-            <w:rFonts w:ascii="Cambria" w:hAnsi="Cambria" w:cs="Calibri"/>
-            <w:b/>
-            <w:bCs/>
-            <w:sz w:val="20"/>
-            <w:szCs w:val="20"/>
-          </w:rPr>
-          <w:t>Demo</w:t>
-        </w:r>
-      </w:hyperlink>
-      <w:r>
-        <w:rPr>
-          <w:rFonts w:ascii="Cambria" w:hAnsi="Cambria" w:cs="Calibri"/>
-          <w:sz w:val="20"/>
-          <w:szCs w:val="20"/>
-        </w:rPr>
-        <w:tab/>
-      </w:r>
-      <w:r>
-        <w:rPr>
-          <w:rFonts w:ascii="Cambria" w:hAnsi="Cambria" w:cs="Calibri"/>
-          <w:i/>
-          <w:iCs/>
-          <w:sz w:val="20"/>
-          <w:szCs w:val="20"/>
-        </w:rPr>
-        <w:t>Node.js, Express, MongoDB, React, Tailwind CSS</w:t>
-      </w:r>
-    </w:p>
-    <w:p>
-      <w:pPr>
-        <w:pStyle w:val="ListParagraph"/>
-        <w:numPr>
-          <w:ilvl w:val="0"/>
-          <w:numId w:val="4"/>
-        </w:numPr>
-        <w:tabs>
-          <w:tab w:val="right" w:pos="10773"/>
-        </w:tabs>
-        <w:ind w:left="426"/>
-        <w:contextualSpacing w:val="0"/>
-        <w:rPr>
-          <w:rFonts w:ascii="Cambria" w:hAnsi="Cambria" w:cs="Calibri"/>
-          <w:sz w:val="20"/>
-          <w:szCs w:val="20"/>
-        </w:rPr>
-      </w:pPr>
-      <w:r>
-        <w:rPr>
-          <w:rFonts w:ascii="Cambria" w:hAnsi="Cambria" w:cs="Calibri"/>
-          <w:sz w:val="20"/>
-          <w:szCs w:val="20"/>
-        </w:rPr>
-        <w:t>Developed a meeting scheduling platform with role-based authentication, enabling admins to manage users and rooms.</w:t>
-      </w:r>
-    </w:p>
-    <w:p>
-      <w:pPr>
-        <w:pStyle w:val="ListParagraph"/>
-        <w:numPr>
-          <w:ilvl w:val="0"/>
-          <w:numId w:val="4"/>
-        </w:numPr>
-        <w:tabs>
-          <w:tab w:val="right" w:pos="10773"/>
-        </w:tabs>
-        <w:ind w:left="426"/>
-        <w:contextualSpacing w:val="0"/>
-        <w:rPr>
-          <w:rFonts w:ascii="Cambria" w:hAnsi="Cambria" w:cs="Calibri"/>
-          <w:sz w:val="20"/>
-          <w:szCs w:val="20"/>
-        </w:rPr>
-      </w:pPr>
-      <w:r>
-        <w:rPr>
-          <w:rFonts w:ascii="Cambria" w:hAnsi="Cambria" w:cs="Calibri"/>
-          <w:sz w:val="20"/>
-          <w:szCs w:val="20"/>
-        </w:rPr>
-        <w:t xml:space="preserve">Integrated React Query for real-time data synchronization, </w:t>
-      </w:r>
-      <w:r>
-        <w:rPr>
-          <w:rFonts w:ascii="Cambria" w:hAnsi="Cambria" w:cs="Calibri"/>
-          <w:sz w:val="20"/>
-          <w:szCs w:val="20"/>
-        </w:rPr>
-        <w:t>refining</w:t>
-      </w:r>
-      <w:r>
-        <w:rPr>
-          <w:rFonts w:ascii="Cambria" w:hAnsi="Cambria" w:cs="Calibri"/>
-          <w:sz w:val="20"/>
-          <w:szCs w:val="20"/>
-        </w:rPr>
-        <w:t xml:space="preserve"> API calls and state management.</w:t>
-      </w:r>
-    </w:p>
-    <w:p>
-      <w:pPr>
-        <w:pStyle w:val="ListParagraph"/>
-        <w:numPr>
-          <w:ilvl w:val="0"/>
-          <w:numId w:val="4"/>
-        </w:numPr>
-        <w:tabs>
-          <w:tab w:val="right" w:pos="10773"/>
-        </w:tabs>
-        <w:spacing w:after="120"/>
-        <w:ind w:left="426"/>
-        <w:contextualSpacing w:val="0"/>
-        <w:rPr>
-          <w:rFonts w:ascii="Cambria" w:hAnsi="Cambria" w:cs="Calibri"/>
-          <w:sz w:val="20"/>
-          <w:szCs w:val="20"/>
-        </w:rPr>
-      </w:pPr>
-      <w:r>
-        <w:rPr>
-          <w:rFonts w:ascii="Cambria" w:hAnsi="Cambria" w:cs="Calibri"/>
-          <w:sz w:val="20"/>
-          <w:szCs w:val="20"/>
-        </w:rPr>
-        <w:t xml:space="preserve">Automated expired meeting cleanup using node-cron, ensuring database efficiency </w:t>
-      </w:r>
-      <w:r>
-        <w:rPr>
-          <w:rFonts w:ascii="Cambria" w:hAnsi="Cambria" w:cs="Calibri"/>
-          <w:sz w:val="20"/>
-          <w:szCs w:val="20"/>
-        </w:rPr>
-        <w:t>and</w:t>
-      </w:r>
-      <w:r>
-        <w:rPr>
-          <w:rFonts w:ascii="Cambria" w:hAnsi="Cambria" w:cs="Calibri"/>
-          <w:sz w:val="20"/>
-          <w:szCs w:val="20"/>
-        </w:rPr>
-        <w:t xml:space="preserve"> </w:t>
-      </w:r>
-      <w:r>
-        <w:rPr>
-          <w:rFonts w:ascii="Cambria" w:hAnsi="Cambria" w:cs="Calibri"/>
-          <w:sz w:val="20"/>
-          <w:szCs w:val="20"/>
-        </w:rPr>
-        <w:t xml:space="preserve">a cleaner </w:t>
-      </w:r>
-      <w:r>
-        <w:rPr>
-          <w:rFonts w:ascii="Cambria" w:hAnsi="Cambria" w:cs="Calibri"/>
-          <w:sz w:val="20"/>
-          <w:szCs w:val="20"/>
-        </w:rPr>
-        <w:t xml:space="preserve">user </w:t>
-      </w:r>
-      <w:r>
-        <w:rPr>
-          <w:rFonts w:ascii="Cambria" w:hAnsi="Cambria" w:cs="Calibri"/>
-          <w:sz w:val="20"/>
-          <w:szCs w:val="20"/>
-        </w:rPr>
-        <w:t>experience</w:t>
-      </w:r>
-      <w:r>
-        <w:rPr>
-          <w:rFonts w:ascii="Cambria" w:hAnsi="Cambria" w:cs="Calibri"/>
-          <w:sz w:val="20"/>
-          <w:szCs w:val="20"/>
-        </w:rPr>
-        <w:t>.</w:t>
-      </w:r>
-    </w:p>
-    <w:p>
-      <w:pPr>
-        <w:tabs>
-          <w:tab w:val="right" w:pos="10773"/>
-        </w:tabs>
-        <w:rPr>
-          <w:rFonts w:ascii="Cambria" w:hAnsi="Cambria" w:cs="Calibri"/>
-          <w:sz w:val="20"/>
-          <w:szCs w:val="20"/>
-        </w:rPr>
-      </w:pPr>
-      <w:r>
-        <w:rPr>
-          <w:rFonts w:ascii="Cambria" w:hAnsi="Cambria" w:cs="Calibri"/>
-          <w:b/>
-          <w:bCs/>
-          <w:sz w:val="20"/>
-          <w:szCs w:val="20"/>
-        </w:rPr>
-        <w:t>LinkLounge</w:t>
-      </w:r>
-      <w:r>
-        <w:rPr>
-          <w:rFonts w:ascii="Cambria" w:hAnsi="Cambria" w:cs="Calibri"/>
-          <w:b/>
-          <w:bCs/>
-          <w:sz w:val="20"/>
-          <w:szCs w:val="20"/>
-        </w:rPr>
-        <w:t xml:space="preserve"> | </w:t>
-      </w:r>
-      <w:hyperlink r:id="rId13" w:history="1">
-        <w:r>
-          <w:rPr>
-            <w:rStyle w:val="Hyperlink"/>
-            <w:rFonts w:ascii="Cambria" w:hAnsi="Cambria" w:cs="Calibri"/>
-            <w:b/>
-            <w:bCs/>
-            <w:sz w:val="20"/>
-            <w:szCs w:val="20"/>
-          </w:rPr>
-          <w:t>GitHub</w:t>
-        </w:r>
-      </w:hyperlink>
-      <w:r>
-        <w:rPr>
-          <w:rFonts w:ascii="Cambria" w:hAnsi="Cambria" w:cs="Calibri"/>
-          <w:b/>
-          <w:bCs/>
-          <w:sz w:val="20"/>
-          <w:szCs w:val="20"/>
-        </w:rPr>
-        <w:t xml:space="preserve"> | </w:t>
-      </w:r>
-      <w:hyperlink r:id="rId14" w:history="1">
-        <w:r>
-          <w:rPr>
-            <w:rStyle w:val="Hyperlink"/>
-            <w:rFonts w:ascii="Cambria" w:hAnsi="Cambria" w:cs="Calibri"/>
-            <w:b/>
-            <w:bCs/>
-            <w:sz w:val="20"/>
-            <w:szCs w:val="20"/>
-          </w:rPr>
-          <w:t>Demo</w:t>
-        </w:r>
-      </w:hyperlink>
-      <w:r>
-        <w:rPr>
-          <w:rFonts w:ascii="Cambria" w:hAnsi="Cambria" w:cs="Calibri"/>
-          <w:sz w:val="20"/>
-          <w:szCs w:val="20"/>
-        </w:rPr>
-        <w:tab/>
-      </w:r>
-      <w:r>
-        <w:rPr>
-          <w:rFonts w:ascii="Cambria" w:hAnsi="Cambria" w:cs="Calibri"/>
-          <w:i/>
-          <w:iCs/>
-          <w:sz w:val="20"/>
-          <w:szCs w:val="20"/>
-        </w:rPr>
-        <w:t>Node.js, Express, MongoDB, React, Tailwind CSS</w:t>
-      </w:r>
-    </w:p>
-    <w:p>
-      <w:pPr>
-        <w:pStyle w:val="ListParagraph"/>
-        <w:numPr>
-          <w:ilvl w:val="0"/>
-          <w:numId w:val="5"/>
-        </w:numPr>
-        <w:tabs>
-          <w:tab w:val="right" w:pos="10773"/>
-        </w:tabs>
-        <w:ind w:left="426"/>
-        <w:contextualSpacing w:val="0"/>
-        <w:rPr>
-          <w:rFonts w:ascii="Cambria" w:hAnsi="Cambria" w:cs="Calibri"/>
-          <w:sz w:val="20"/>
-          <w:szCs w:val="20"/>
-        </w:rPr>
-      </w:pPr>
-      <w:r>
-        <w:rPr>
-          <w:rFonts w:ascii="Cambria" w:hAnsi="Cambria" w:cs="Calibri"/>
-          <w:sz w:val="20"/>
-          <w:szCs w:val="20"/>
-        </w:rPr>
-        <w:t xml:space="preserve">Designed a custom </w:t>
-      </w:r>
-      <w:r>
-        <w:rPr>
-          <w:rFonts w:ascii="Cambria" w:hAnsi="Cambria" w:cs="Calibri"/>
-          <w:sz w:val="20"/>
-          <w:szCs w:val="20"/>
-        </w:rPr>
-        <w:t>web</w:t>
-      </w:r>
-      <w:r>
-        <w:rPr>
-          <w:rFonts w:ascii="Cambria" w:hAnsi="Cambria" w:cs="Calibri"/>
-          <w:sz w:val="20"/>
-          <w:szCs w:val="20"/>
-        </w:rPr>
-        <w:t xml:space="preserve"> page builder, allowing users to create profiles with unique themes, icons, and unlimited links.</w:t>
-      </w:r>
-    </w:p>
-    <w:p>
-      <w:pPr>
-        <w:pStyle w:val="ListParagraph"/>
-        <w:numPr>
-          <w:ilvl w:val="0"/>
-          <w:numId w:val="5"/>
-        </w:numPr>
-        <w:tabs>
-          <w:tab w:val="right" w:pos="10773"/>
-        </w:tabs>
-        <w:ind w:left="426"/>
-        <w:contextualSpacing w:val="0"/>
-        <w:rPr>
-          <w:rFonts w:ascii="Cambria" w:hAnsi="Cambria" w:cs="Calibri"/>
-          <w:sz w:val="20"/>
-          <w:szCs w:val="20"/>
-        </w:rPr>
-      </w:pPr>
-      <w:r>
-        <w:rPr>
-          <w:rFonts w:ascii="Cambria" w:hAnsi="Cambria" w:cs="Calibri"/>
-          <w:sz w:val="20"/>
-          <w:szCs w:val="20"/>
-        </w:rPr>
-        <w:t xml:space="preserve">Implemented JWT authentication with email-based password </w:t>
-      </w:r>
-      <w:r>
-        <w:rPr>
-          <w:rFonts w:ascii="Cambria" w:hAnsi="Cambria" w:cs="Calibri"/>
-          <w:sz w:val="20"/>
-          <w:szCs w:val="20"/>
-        </w:rPr>
-        <w:t>reset</w:t>
-      </w:r>
-      <w:r>
-        <w:rPr>
-          <w:rFonts w:ascii="Cambria" w:hAnsi="Cambria" w:cs="Calibri"/>
-          <w:sz w:val="20"/>
-          <w:szCs w:val="20"/>
-        </w:rPr>
-        <w:t>ting</w:t>
-      </w:r>
-      <w:r>
-        <w:rPr>
-          <w:rFonts w:ascii="Cambria" w:hAnsi="Cambria" w:cs="Calibri"/>
-          <w:sz w:val="20"/>
-          <w:szCs w:val="20"/>
-        </w:rPr>
-        <w:t>, securing user</w:t>
-      </w:r>
-      <w:r>
-        <w:rPr>
-          <w:rFonts w:ascii="Cambria" w:hAnsi="Cambria" w:cs="Calibri"/>
-          <w:sz w:val="20"/>
-          <w:szCs w:val="20"/>
-        </w:rPr>
-        <w:t xml:space="preserve">s </w:t>
-      </w:r>
-      <w:r>
-        <w:rPr>
-          <w:rFonts w:ascii="Cambria" w:hAnsi="Cambria" w:cs="Calibri"/>
-          <w:sz w:val="20"/>
-          <w:szCs w:val="20"/>
-        </w:rPr>
-        <w:t>and improving recovery options.</w:t>
-      </w:r>
-    </w:p>
-    <w:p>
-      <w:pPr>
-        <w:pStyle w:val="ListParagraph"/>
-        <w:numPr>
-          <w:ilvl w:val="0"/>
-          <w:numId w:val="5"/>
-        </w:numPr>
-        <w:tabs>
-          <w:tab w:val="right" w:pos="10773"/>
-        </w:tabs>
-        <w:spacing w:after="120"/>
-        <w:ind w:left="426"/>
-        <w:contextualSpacing w:val="0"/>
-        <w:rPr>
-          <w:rFonts w:ascii="Cambria" w:hAnsi="Cambria" w:cs="Calibri"/>
-          <w:sz w:val="20"/>
-          <w:szCs w:val="20"/>
-        </w:rPr>
-      </w:pPr>
-      <w:r>
-        <w:rPr>
-          <w:rFonts w:ascii="Cambria" w:hAnsi="Cambria" w:cs="Calibri"/>
-          <w:sz w:val="20"/>
-          <w:szCs w:val="20"/>
-        </w:rPr>
-        <w:t>Developed an email feedback system using Nodemailer, enabling direct communication between users and admins.</w:t>
-      </w:r>
-    </w:p>
-    <w:p>
-      <w:pPr>
-        <w:tabs>
-          <w:tab w:val="right" w:pos="10773"/>
-        </w:tabs>
-        <w:rPr>
-          <w:rFonts w:ascii="Cambria" w:hAnsi="Cambria" w:cs="Calibri"/>
-          <w:sz w:val="20"/>
-          <w:szCs w:val="20"/>
-        </w:rPr>
-      </w:pPr>
-      <w:r>
-        <w:rPr>
-          <w:rFonts w:ascii="Cambria" w:hAnsi="Cambria" w:cs="Calibri"/>
-          <w:b/>
-          <w:bCs/>
-          <w:sz w:val="20"/>
-          <w:szCs w:val="20"/>
-        </w:rPr>
-        <w:t xml:space="preserve">Video Game Database | </w:t>
-      </w:r>
-      <w:hyperlink r:id="rId15" w:history="1">
-        <w:r>
-          <w:rPr>
-            <w:rStyle w:val="Hyperlink"/>
-            <w:rFonts w:ascii="Cambria" w:hAnsi="Cambria" w:cs="Calibri"/>
-            <w:b/>
-            <w:bCs/>
-            <w:sz w:val="20"/>
-            <w:szCs w:val="20"/>
-          </w:rPr>
-          <w:t>GitHub</w:t>
-        </w:r>
-      </w:hyperlink>
-      <w:r>
-        <w:rPr>
-          <w:rFonts w:ascii="Cambria" w:hAnsi="Cambria" w:cs="Calibri"/>
-          <w:sz w:val="20"/>
-          <w:szCs w:val="20"/>
-        </w:rPr>
-        <w:tab/>
-      </w:r>
-      <w:r>
-        <w:rPr>
-          <w:rFonts w:ascii="Cambria" w:hAnsi="Cambria" w:cs="Calibri"/>
-          <w:i/>
-          <w:iCs/>
-          <w:sz w:val="20"/>
-          <w:szCs w:val="20"/>
-        </w:rPr>
-        <w:t>Java, Spring Boot, MongoDB, React, Tailwind CSS, Maven</w:t>
-      </w:r>
-    </w:p>
-    <w:p>
-      <w:pPr>
-        <w:pStyle w:val="ListParagraph"/>
-        <w:numPr>
-          <w:ilvl w:val="0"/>
-          <w:numId w:val="6"/>
-        </w:numPr>
-        <w:tabs>
-          <w:tab w:val="right" w:pos="10773"/>
-        </w:tabs>
-        <w:ind w:left="426"/>
-        <w:contextualSpacing w:val="0"/>
-        <w:rPr>
-          <w:rFonts w:ascii="Cambria" w:hAnsi="Cambria" w:cs="Calibri"/>
-          <w:sz w:val="20"/>
-          <w:szCs w:val="20"/>
-        </w:rPr>
-      </w:pPr>
-      <w:r>
-        <w:rPr>
-          <w:rFonts w:ascii="Cambria" w:hAnsi="Cambria" w:cs="Calibri"/>
-          <w:sz w:val="20"/>
-          <w:szCs w:val="20"/>
-        </w:rPr>
-        <w:t>Built a RESTful API in Spring Boot with Maven dependenc</w:t>
-      </w:r>
-      <w:r>
-        <w:rPr>
-          <w:rFonts w:ascii="Cambria" w:hAnsi="Cambria" w:cs="Calibri"/>
-          <w:sz w:val="20"/>
-          <w:szCs w:val="20"/>
-        </w:rPr>
-        <w:t>ies</w:t>
-      </w:r>
-      <w:r>
-        <w:rPr>
-          <w:rFonts w:ascii="Cambria" w:hAnsi="Cambria" w:cs="Calibri"/>
-          <w:sz w:val="20"/>
-          <w:szCs w:val="20"/>
-        </w:rPr>
-        <w:t>, ensuring modular and maintainable development.</w:t>
-      </w:r>
-    </w:p>
-    <w:p>
-      <w:pPr>
-        <w:pStyle w:val="ListParagraph"/>
-        <w:numPr>
-          <w:ilvl w:val="0"/>
-          <w:numId w:val="6"/>
-        </w:numPr>
-        <w:tabs>
-          <w:tab w:val="right" w:pos="10773"/>
-        </w:tabs>
-        <w:ind w:left="426"/>
-        <w:contextualSpacing w:val="0"/>
-        <w:rPr>
-          <w:rFonts w:ascii="Cambria" w:hAnsi="Cambria" w:cs="Calibri"/>
-          <w:sz w:val="20"/>
-          <w:szCs w:val="20"/>
-        </w:rPr>
-      </w:pPr>
-      <w:r>
-        <w:rPr>
-          <w:rFonts w:ascii="Cambria" w:hAnsi="Cambria" w:cs="Calibri"/>
-          <w:sz w:val="20"/>
-          <w:szCs w:val="20"/>
-        </w:rPr>
-        <w:t>Created a React front-end with an intuitive UI, allowing users to browse, filter, and review video games.</w:t>
-      </w:r>
-    </w:p>
-    <w:p>
-      <w:pPr>
-        <w:pStyle w:val="ListParagraph"/>
-        <w:numPr>
-          <w:ilvl w:val="0"/>
-          <w:numId w:val="6"/>
-        </w:numPr>
-        <w:tabs>
-          <w:tab w:val="right" w:pos="10773"/>
-        </w:tabs>
-        <w:spacing w:after="120"/>
-        <w:ind w:left="426"/>
-        <w:contextualSpacing w:val="0"/>
-        <w:rPr>
-          <w:rFonts w:ascii="Cambria" w:hAnsi="Cambria" w:cs="Calibri"/>
-          <w:sz w:val="20"/>
-          <w:szCs w:val="20"/>
-        </w:rPr>
-      </w:pPr>
-      <w:r>
-        <w:rPr>
-          <w:rFonts w:ascii="Cambria" w:hAnsi="Cambria" w:cs="Calibri"/>
-          <w:sz w:val="20"/>
-          <w:szCs w:val="20"/>
-        </w:rPr>
-        <w:t xml:space="preserve">Designed a MongoDB database schema to store user reviews and dynamically update game </w:t>
-      </w:r>
-      <w:r>
-        <w:rPr>
-          <w:rFonts w:ascii="Cambria" w:hAnsi="Cambria" w:cs="Calibri"/>
-          <w:sz w:val="20"/>
-          <w:szCs w:val="20"/>
-        </w:rPr>
-        <w:t>information</w:t>
-      </w:r>
-      <w:r>
-        <w:rPr>
-          <w:rFonts w:ascii="Cambria" w:hAnsi="Cambria" w:cs="Calibri"/>
-          <w:sz w:val="20"/>
-          <w:szCs w:val="20"/>
-        </w:rPr>
-        <w:t>.</w:t>
-      </w:r>
-    </w:p>
-    <w:p>
-      <w:pPr>
-        <w:tabs>
-          <w:tab w:val="right" w:pos="10773"/>
-        </w:tabs>
-        <w:rPr>
-          <w:rFonts w:ascii="Cambria" w:hAnsi="Cambria" w:cs="Calibri"/>
-          <w:sz w:val="20"/>
-          <w:szCs w:val="20"/>
-        </w:rPr>
-      </w:pPr>
-      <w:r>
-        <w:rPr>
-          <w:rFonts w:ascii="Cambria" w:hAnsi="Cambria" w:cs="Calibri"/>
-          <w:b/>
-          <w:bCs/>
-          <w:sz w:val="20"/>
-          <w:szCs w:val="20"/>
-        </w:rPr>
-        <w:t xml:space="preserve">Flashcards | </w:t>
-      </w:r>
-      <w:hyperlink r:id="rId16" w:history="1">
-        <w:r>
-          <w:rPr>
-            <w:rStyle w:val="Hyperlink"/>
-            <w:rFonts w:ascii="Cambria" w:hAnsi="Cambria" w:cs="Calibri"/>
-            <w:b/>
-            <w:bCs/>
-            <w:sz w:val="20"/>
-            <w:szCs w:val="20"/>
-          </w:rPr>
-          <w:t>GitHub</w:t>
-        </w:r>
-      </w:hyperlink>
-      <w:r>
-        <w:rPr>
-          <w:rFonts w:ascii="Cambria" w:hAnsi="Cambria" w:cs="Calibri"/>
-          <w:b/>
-          <w:bCs/>
-          <w:sz w:val="20"/>
-          <w:szCs w:val="20"/>
-        </w:rPr>
-        <w:t xml:space="preserve"> | </w:t>
-      </w:r>
-      <w:hyperlink r:id="rId17" w:history="1">
-        <w:r>
-          <w:rPr>
-            <w:rStyle w:val="Hyperlink"/>
-            <w:rFonts w:ascii="Cambria" w:hAnsi="Cambria" w:cs="Calibri"/>
-            <w:b/>
-            <w:bCs/>
-            <w:sz w:val="20"/>
-            <w:szCs w:val="20"/>
-          </w:rPr>
-          <w:t>Demo</w:t>
-        </w:r>
-      </w:hyperlink>
-      <w:r>
-        <w:rPr>
-          <w:rFonts w:ascii="Cambria" w:hAnsi="Cambria" w:cs="Calibri"/>
-          <w:sz w:val="20"/>
-          <w:szCs w:val="20"/>
-        </w:rPr>
-        <w:tab/>
-      </w:r>
-      <w:r>
-        <w:rPr>
-          <w:rFonts w:ascii="Cambria" w:hAnsi="Cambria" w:cs="Calibri"/>
-          <w:i/>
-          <w:iCs/>
-          <w:sz w:val="20"/>
-          <w:szCs w:val="20"/>
-        </w:rPr>
-        <w:t>React, Tailwind CSS</w:t>
-      </w:r>
-    </w:p>
-    <w:p>
-      <w:pPr>
-        <w:pStyle w:val="ListParagraph"/>
-        <w:numPr>
-          <w:ilvl w:val="0"/>
-          <w:numId w:val="7"/>
-        </w:numPr>
-        <w:tabs>
-          <w:tab w:val="right" w:pos="10773"/>
-        </w:tabs>
-        <w:ind w:left="426"/>
-        <w:contextualSpacing w:val="0"/>
-        <w:rPr>
-          <w:rFonts w:ascii="Cambria" w:hAnsi="Cambria" w:cs="Calibri"/>
-          <w:sz w:val="20"/>
-          <w:szCs w:val="20"/>
-        </w:rPr>
-      </w:pPr>
-      <w:r>
-        <w:rPr>
-          <w:rFonts w:ascii="Cambria" w:hAnsi="Cambria" w:cs="Calibri"/>
-          <w:sz w:val="20"/>
-          <w:szCs w:val="20"/>
-        </w:rPr>
-        <w:t xml:space="preserve">Developed </w:t>
-      </w:r>
-      <w:r>
-        <w:rPr>
-          <w:rFonts w:ascii="Cambria" w:hAnsi="Cambria" w:cs="Calibri"/>
-          <w:sz w:val="20"/>
-          <w:szCs w:val="20"/>
-        </w:rPr>
-        <w:t xml:space="preserve">a </w:t>
-      </w:r>
-      <w:r>
-        <w:rPr>
-          <w:rFonts w:ascii="Cambria" w:hAnsi="Cambria" w:cs="Calibri"/>
-          <w:sz w:val="20"/>
-          <w:szCs w:val="20"/>
-        </w:rPr>
-        <w:t>study tool using IndexedDB, enabling users to manage flashcards without a</w:t>
-      </w:r>
-      <w:r>
-        <w:rPr>
-          <w:rFonts w:ascii="Cambria" w:hAnsi="Cambria" w:cs="Calibri"/>
-          <w:sz w:val="20"/>
-          <w:szCs w:val="20"/>
-        </w:rPr>
-        <w:t xml:space="preserve"> database </w:t>
-      </w:r>
-      <w:r>
-        <w:rPr>
-          <w:rFonts w:ascii="Cambria" w:hAnsi="Cambria" w:cs="Calibri"/>
-          <w:sz w:val="20"/>
-          <w:szCs w:val="20"/>
-        </w:rPr>
-        <w:t>connection.</w:t>
-      </w:r>
-    </w:p>
-    <w:p>
-      <w:pPr>
-        <w:pStyle w:val="ListParagraph"/>
-        <w:numPr>
-          <w:ilvl w:val="0"/>
-          <w:numId w:val="7"/>
-        </w:numPr>
-        <w:tabs>
-          <w:tab w:val="right" w:pos="10773"/>
-        </w:tabs>
-        <w:ind w:left="426"/>
-        <w:contextualSpacing w:val="0"/>
-        <w:rPr>
-          <w:rFonts w:ascii="Cambria" w:hAnsi="Cambria" w:cs="Calibri"/>
-          <w:sz w:val="20"/>
-          <w:szCs w:val="20"/>
-        </w:rPr>
-      </w:pPr>
-      <w:r>
-        <w:rPr>
-          <w:rFonts w:ascii="Cambria" w:hAnsi="Cambria" w:cs="Calibri"/>
-          <w:sz w:val="20"/>
-          <w:szCs w:val="20"/>
-        </w:rPr>
-        <w:t>Implemented JSON export/import functionality, allowing users to back up and restore decks seamlessly.</w:t>
-      </w:r>
-    </w:p>
-    <w:p>
-      <w:pPr>
-        <w:pStyle w:val="ListParagraph"/>
-        <w:numPr>
-          <w:ilvl w:val="0"/>
-          <w:numId w:val="7"/>
-        </w:numPr>
-        <w:tabs>
-          <w:tab w:val="right" w:pos="10773"/>
-        </w:tabs>
-        <w:spacing w:after="120"/>
-        <w:ind w:left="426"/>
-        <w:contextualSpacing w:val="0"/>
-        <w:rPr>
-          <w:rFonts w:ascii="Cambria" w:hAnsi="Cambria" w:cs="Calibri"/>
-          <w:sz w:val="20"/>
-          <w:szCs w:val="20"/>
-        </w:rPr>
-      </w:pPr>
-      <w:r>
-        <w:rPr>
-          <w:rFonts w:ascii="Cambria" w:hAnsi="Cambria" w:cs="Calibri"/>
-          <w:sz w:val="20"/>
-          <w:szCs w:val="20"/>
-        </w:rPr>
-        <w:t>Designed a fully responsive UI, ensuring accessibility across desktop and mobile devices.</w:t>
-      </w:r>
-    </w:p>
-    <w:p>
-      <w:pPr>
-        <w:tabs>
-          <w:tab w:val="right" w:pos="10773"/>
-        </w:tabs>
-        <w:rPr>
-          <w:rFonts w:ascii="Cambria" w:hAnsi="Cambria" w:cs="Calibri"/>
-          <w:sz w:val="20"/>
-          <w:szCs w:val="20"/>
-        </w:rPr>
-      </w:pPr>
-      <w:r>
-        <w:rPr>
-          <w:rFonts w:ascii="Cambria" w:hAnsi="Cambria" w:cs="Calibri"/>
-          <w:b/>
-          <w:bCs/>
-          <w:sz w:val="20"/>
-          <w:szCs w:val="20"/>
-        </w:rPr>
-        <w:t xml:space="preserve">Wordle Clone | </w:t>
-      </w:r>
-      <w:hyperlink r:id="rId18" w:history="1">
-        <w:r>
-          <w:rPr>
-            <w:rStyle w:val="Hyperlink"/>
-            <w:rFonts w:ascii="Cambria" w:hAnsi="Cambria" w:cs="Calibri"/>
-            <w:b/>
-            <w:bCs/>
-            <w:sz w:val="20"/>
-            <w:szCs w:val="20"/>
-          </w:rPr>
-          <w:t>GitHub</w:t>
-        </w:r>
-      </w:hyperlink>
-      <w:r>
-        <w:rPr>
-          <w:rFonts w:ascii="Cambria" w:hAnsi="Cambria" w:cs="Calibri"/>
-          <w:b/>
-          <w:bCs/>
-          <w:sz w:val="20"/>
-          <w:szCs w:val="20"/>
-        </w:rPr>
-        <w:t xml:space="preserve"> | </w:t>
-      </w:r>
-      <w:hyperlink r:id="rId19" w:history="1">
-        <w:r>
-          <w:rPr>
-            <w:rStyle w:val="Hyperlink"/>
-            <w:rFonts w:ascii="Cambria" w:hAnsi="Cambria" w:cs="Calibri"/>
-            <w:b/>
-            <w:bCs/>
-            <w:sz w:val="20"/>
-            <w:szCs w:val="20"/>
-          </w:rPr>
-          <w:t>Demo</w:t>
-        </w:r>
-      </w:hyperlink>
-      <w:r>
-        <w:rPr>
-          <w:rFonts w:ascii="Cambria" w:hAnsi="Cambria" w:cs="Calibri"/>
-          <w:sz w:val="20"/>
-          <w:szCs w:val="20"/>
-        </w:rPr>
-        <w:tab/>
-      </w:r>
-      <w:r>
-        <w:rPr>
-          <w:rFonts w:ascii="Cambria" w:hAnsi="Cambria" w:cs="Calibri"/>
-          <w:i/>
-          <w:iCs/>
-          <w:sz w:val="20"/>
-          <w:szCs w:val="20"/>
-        </w:rPr>
-        <w:t>React, Tailwind CSS</w:t>
-      </w:r>
-    </w:p>
-    <w:p>
-      <w:pPr>
-        <w:pStyle w:val="ListParagraph"/>
-        <w:numPr>
-          <w:ilvl w:val="0"/>
-          <w:numId w:val="8"/>
-        </w:numPr>
-        <w:tabs>
-          <w:tab w:val="right" w:pos="10773"/>
-        </w:tabs>
-        <w:ind w:left="426"/>
-        <w:contextualSpacing w:val="0"/>
-        <w:rPr>
-          <w:rFonts w:ascii="Cambria" w:hAnsi="Cambria" w:cs="Calibri"/>
-          <w:sz w:val="20"/>
-          <w:szCs w:val="20"/>
-        </w:rPr>
-      </w:pPr>
-      <w:r>
-        <w:rPr>
-          <w:rFonts w:ascii="Cambria" w:hAnsi="Cambria" w:cs="Calibri"/>
-          <w:sz w:val="20"/>
-          <w:szCs w:val="20"/>
-        </w:rPr>
-        <w:t>Recreated Wordle’s game logic, including turn-based play and color-coded feedback for letter placement.</w:t>
-      </w:r>
-    </w:p>
-    <w:p>
-      <w:pPr>
-        <w:pStyle w:val="ListParagraph"/>
-        <w:numPr>
-          <w:ilvl w:val="0"/>
-          <w:numId w:val="8"/>
-        </w:numPr>
-        <w:tabs>
-          <w:tab w:val="right" w:pos="10773"/>
-        </w:tabs>
-        <w:ind w:left="426"/>
-        <w:contextualSpacing w:val="0"/>
-        <w:rPr>
-          <w:rFonts w:ascii="Cambria" w:hAnsi="Cambria" w:cs="Calibri"/>
-          <w:sz w:val="20"/>
-          <w:szCs w:val="20"/>
-        </w:rPr>
-      </w:pPr>
-      <w:r>
-        <w:rPr>
-          <w:rFonts w:ascii="Cambria" w:hAnsi="Cambria" w:cs="Calibri"/>
-          <w:sz w:val="20"/>
-          <w:szCs w:val="20"/>
-        </w:rPr>
-        <w:t>Developed an adaptive on-screen keyboard, enhancing accessibility for mobile and desktop users.</w:t>
-      </w:r>
-    </w:p>
-    <w:p>
-      <w:pPr>
-        <w:pStyle w:val="ListParagraph"/>
-        <w:numPr>
-          <w:ilvl w:val="0"/>
-          <w:numId w:val="8"/>
-        </w:numPr>
-        <w:tabs>
-          <w:tab w:val="right" w:pos="10773"/>
-        </w:tabs>
-        <w:spacing w:after="120"/>
-        <w:ind w:left="426"/>
-        <w:contextualSpacing w:val="0"/>
-        <w:rPr>
-          <w:rFonts w:ascii="Cambria" w:hAnsi="Cambria" w:cs="Calibri"/>
-          <w:sz w:val="20"/>
-          <w:szCs w:val="20"/>
-        </w:rPr>
-      </w:pPr>
-      <w:r>
-        <w:rPr>
-          <w:rFonts w:ascii="Cambria" w:hAnsi="Cambria" w:cs="Calibri"/>
-          <w:sz w:val="20"/>
-          <w:szCs w:val="20"/>
-        </w:rPr>
-        <w:t>Managed game state using React hooks, ensuring smooth and interactive gameplay.</w:t>
-      </w:r>
-    </w:p>
-    <w:p>
-      <w:pPr>
-        <w:pBdr>
-          <w:bottom w:val="single" w:sz="6" w:space="1" w:color="auto"/>
-        </w:pBdr>
-        <w:spacing w:after="120"/>
-        <w:rPr>
-          <w:rFonts w:ascii="Cambria" w:hAnsi="Cambria" w:cs="Calibri"/>
-          <w:b/>
-          <w:bCs/>
-        </w:rPr>
-      </w:pPr>
-      <w:r>
-        <w:rPr>
-          <w:rFonts w:ascii="Cambria" w:hAnsi="Cambria" w:cs="Calibri"/>
-          <w:b/>
-          <w:bCs/>
-        </w:rPr>
-        <w:t>Education</w:t>
-      </w:r>
-    </w:p>
-    <w:p>
-      <w:pPr>
-        <w:tabs>
-          <w:tab w:val="right" w:pos="10773"/>
-        </w:tabs>
-        <w:rPr>
-          <w:rFonts w:ascii="Cambria" w:hAnsi="Cambria" w:cs="Calibri"/>
-          <w:sz w:val="20"/>
-          <w:szCs w:val="20"/>
-        </w:rPr>
-      </w:pPr>
-      <w:hyperlink r:id="rId20" w:history="1">
-        <w:r>
-          <w:rPr>
-            <w:rStyle w:val="Hyperlink"/>
-            <w:rFonts w:ascii="Cambria" w:hAnsi="Cambria" w:cs="Calibri"/>
-            <w:b/>
-            <w:bCs/>
-            <w:sz w:val="20"/>
-            <w:szCs w:val="20"/>
           </w:rPr>
           <w:t>Computer Engineering Technology – Computer Science (Advanced Diploma)</w:t>
         </w:r>
@@ -1824,8 +940,6 @@
       <w:r>
         <w:rPr>
           <w:rFonts w:ascii="Cambria" w:hAnsi="Cambria" w:cs="Calibri"/>
-          <w:sz w:val="20"/>
-          <w:szCs w:val="20"/>
         </w:rPr>
         <w:tab/>
       </w:r>
@@ -1834,44 +948,8 @@
           <w:rFonts w:ascii="Cambria" w:hAnsi="Cambria" w:cs="Calibri"/>
           <w:i/>
           <w:iCs/>
-          <w:sz w:val="20"/>
-          <w:szCs w:val="20"/>
         </w:rPr>
         <w:t>Expected Graduation 2025</w:t>
-      </w:r>
-    </w:p>
-    <w:p>
-      <w:pPr>
-        <w:tabs>
-          <w:tab w:val="right" w:pos="10773"/>
-        </w:tabs>
-        <w:rPr>
-          <w:rFonts w:ascii="Cambria" w:hAnsi="Cambria" w:cs="Calibri"/>
-          <w:b/>
-          <w:bCs/>
-          <w:sz w:val="20"/>
-          <w:szCs w:val="20"/>
-        </w:rPr>
-      </w:pPr>
-      <w:r>
-        <w:rPr>
-          <w:rFonts w:ascii="Cambria" w:hAnsi="Cambria" w:cs="Calibri"/>
-          <w:b/>
-          <w:bCs/>
-          <w:sz w:val="20"/>
-          <w:szCs w:val="20"/>
-        </w:rPr>
-        <w:t>Algonquin College | Ottawa, ON</w:t>
-      </w:r>
-      <w:r>
-        <w:rPr>
-          <w:rFonts w:ascii="Cambria" w:hAnsi="Cambria" w:cs="Calibri"/>
-          <w:b/>
-          <w:bCs/>
-          <w:sz w:val="20"/>
-          <w:szCs w:val="20"/>
-        </w:rPr>
-        <w:tab/>
       </w:r>
     </w:p>
     <w:p>
@@ -1888,33 +966,98 @@
         <w:contextualSpacing w:val="0"/>
         <w:rPr>
           <w:rFonts w:ascii="Cambria" w:hAnsi="Cambria" w:cs="Calibri"/>
-          <w:sz w:val="20"/>
-          <w:szCs w:val="20"/>
-        </w:rPr>
-      </w:pPr>
-      <w:r>
-        <w:rPr>
-          <w:rFonts w:ascii="Cambria" w:hAnsi="Cambria" w:cs="Calibri"/>
-          <w:sz w:val="20"/>
-          <w:szCs w:val="20"/>
+        </w:rPr>
+      </w:pPr>
+      <w:r>
+        <w:rPr>
+          <w:rFonts w:ascii="Cambria" w:hAnsi="Cambria" w:cs="Calibri"/>
+          <w:b/>
+          <w:bCs/>
+        </w:rPr>
+        <w:t>Algonquin College | Ottawa, ON</w:t>
+      </w:r>
+      <w:r>
+        <w:rPr>
+          <w:rFonts w:ascii="Cambria" w:hAnsi="Cambria" w:cs="Calibri"/>
+          <w:b/>
+          <w:bCs/>
+        </w:rPr>
+        <w:t xml:space="preserve"> | </w:t>
+      </w:r>
+      <w:r>
+        <w:rPr>
+          <w:rFonts w:ascii="Cambria" w:hAnsi="Cambria" w:cs="Calibri"/>
+          <w:b/>
+          <w:bCs/>
         </w:rPr>
         <w:t>GPA</w:t>
       </w:r>
       <w:r>
         <w:rPr>
           <w:rFonts w:ascii="Cambria" w:hAnsi="Cambria" w:cs="Calibri"/>
-          <w:sz w:val="20"/>
-          <w:szCs w:val="20"/>
+          <w:b/>
+          <w:bCs/>
+        </w:rPr>
+        <w:t>:</w:t>
+      </w:r>
+      <w:r>
+        <w:rPr>
+          <w:rFonts w:ascii="Cambria" w:hAnsi="Cambria" w:cs="Calibri"/>
+          <w:b/>
+          <w:bCs/>
+        </w:rPr>
+        <w:t xml:space="preserve"> 3.76 / 4.0</w:t>
+      </w:r>
+      <w:r>
+        <w:rPr>
+          <w:rFonts w:ascii="Cambria" w:hAnsi="Cambria" w:cs="Calibri"/>
+          <w:b/>
+          <w:bCs/>
+        </w:rPr>
+        <w:tab/>
+      </w:r>
+    </w:p>
+    <w:p>
+      <w:pPr>
+        <w:pStyle w:val="ListParagraph"/>
+        <w:numPr>
+          <w:ilvl w:val="0"/>
+          <w:numId w:val="9"/>
+        </w:numPr>
+        <w:tabs>
+          <w:tab w:val="right" w:pos="10773"/>
+        </w:tabs>
+        <w:ind w:left="426"/>
+        <w:contextualSpacing w:val="0"/>
+        <w:rPr>
+          <w:rFonts w:ascii="Cambria" w:hAnsi="Cambria" w:cs="Calibri"/>
+        </w:rPr>
+      </w:pPr>
+      <w:r>
+        <w:rPr>
+          <w:rFonts w:ascii="Cambria" w:hAnsi="Cambria" w:cs="Calibri"/>
+          <w:b/>
+          <w:bCs/>
+        </w:rPr>
+        <w:t>Academic Honours</w:t>
+      </w:r>
+      <w:r>
+        <w:rPr>
+          <w:rFonts w:ascii="Cambria" w:hAnsi="Cambria" w:cs="Calibri"/>
         </w:rPr>
         <w:t xml:space="preserve">: </w:t>
       </w:r>
       <w:r>
         <w:rPr>
           <w:rFonts w:ascii="Cambria" w:hAnsi="Cambria" w:cs="Calibri"/>
-          <w:sz w:val="20"/>
-          <w:szCs w:val="20"/>
-        </w:rPr>
-        <w:t>3.76 / 4.0</w:t>
+        </w:rPr>
+        <w:t>Dean’s Honours List</w:t>
+      </w:r>
+      <w:r>
+        <w:rPr>
+          <w:rFonts w:ascii="Cambria" w:hAnsi="Cambria" w:cs="Calibri"/>
+        </w:rPr>
+        <w:t xml:space="preserve"> (All terms)</w:t>
       </w:r>
     </w:p>
     <w:p>
@@ -1932,17 +1075,19 @@
         <w:contextualSpacing w:val="0"/>
         <w:rPr>
           <w:rFonts w:ascii="Cambria" w:hAnsi="Cambria" w:cs="Calibri"/>
-          <w:sz w:val="20"/>
-          <w:szCs w:val="20"/>
-        </w:rPr>
-      </w:pPr>
-      <w:r>
-        <w:rPr>
-          <w:rFonts w:ascii="Cambria" w:hAnsi="Cambria" w:cs="Calibri"/>
-          <w:sz w:val="20"/>
-          <w:szCs w:val="20"/>
-        </w:rPr>
-        <w:t>Relevant Coursework: Web Programming, Data Structures, Object-Oriented Programming, Numerical Computing</w:t>
+        </w:rPr>
+      </w:pPr>
+      <w:r>
+        <w:rPr>
+          <w:rFonts w:ascii="Cambria" w:hAnsi="Cambria" w:cs="Calibri"/>
+        </w:rPr>
+        <w:t xml:space="preserve">Relevant Coursework: </w:t>
+      </w:r>
+      <w:r>
+        <w:rPr>
+          <w:rFonts w:ascii="Cambria" w:hAnsi="Cambria" w:cs="Calibri"/>
+        </w:rPr>
+        <w:t>Web Programming, Web Enterprise Applications, Data Structures, Software Design and Testing, Object-Oriented Programming</w:t>
       </w:r>
     </w:p>
     <w:sectPr>
@@ -3655,7 +2800,6 @@
   <w:style w:type="character" w:default="1" w:styleId="DefaultParagraphFont">
     <w:name w:val="Default Paragraph Font"/>
     <w:uiPriority w:val="1"/>
-    <w:semiHidden/>
     <w:unhideWhenUsed/>
   </w:style>
   <w:style w:type="table" w:default="1" w:styleId="TableNormal">

--- a/NoahPNResume2025.docx
+++ b/NoahPNResume2025.docx
@@ -110,17 +110,7 @@
           <w:sz w:val="24"/>
           <w:szCs w:val="24"/>
         </w:rPr>
-        <w:t>S</w:t>
-      </w:r>
-      <w:r>
-        <w:rPr>
-          <w:rFonts w:ascii="Cambria" w:hAnsi="Cambria" w:cs="Calibri"/>
-          <w:b/>
-          <w:bCs/>
-          <w:sz w:val="24"/>
-          <w:szCs w:val="24"/>
-        </w:rPr>
-        <w:t>ummary</w:t>
+        <w:t>Summary</w:t>
       </w:r>
     </w:p>
     <w:p>
@@ -134,7 +124,7 @@
         <w:rPr>
           <w:rFonts w:ascii="Cambria" w:hAnsi="Cambria" w:cs="Calibri"/>
         </w:rPr>
-        <w:t>Application Developer with one year of experience designing and supporting internal solutions for federal departments (DND, FINTRAC). Proficient in the Microsoft Power Platform (Power Apps, Power BI, Power Automate) and full-stack development with React, Node.js, and Java. Experienced in leveraging Azure DevOps and Agile/Scrum frameworks to deliver secure, automated, and data-driven solutions that improve efficiency and collaboration.</w:t>
+        <w:t>Application Developer with experience designing and supporting internal solutions for DND. Specializing in the Microsoft Power Platform (Power Apps, Power BI, Power Automate, Dataverse) and front-end development with React and Tailwind CSS. Focused on building automated, data-driven, and user-focused solutions, maintaining clear documentation, and creating interactive dashboards. Naturally introverted, I thrive when working independently but contribute effectively to cross-functional teams. Experienced in leveraging Azure DevOps and Agile/Scrum methodologies to deliver efficient, maintainable internal applications.</w:t>
       </w:r>
     </w:p>
     <w:p>
@@ -181,13 +171,19 @@
           <w:b/>
           <w:bCs/>
         </w:rPr>
-        <w:t>Front-End</w:t>
-      </w:r>
-      <w:r>
-        <w:rPr>
-          <w:rFonts w:ascii="Cambria" w:hAnsi="Cambria" w:cs="Calibri"/>
-        </w:rPr>
-        <w:t>: React, Tailwind CSS, HTML5, CSS3, JavaScript</w:t>
+        <w:t>Platforms &amp; Tools</w:t>
+      </w:r>
+      <w:r>
+        <w:rPr>
+          <w:rFonts w:ascii="Cambria" w:hAnsi="Cambria" w:cs="Calibri"/>
+        </w:rPr>
+        <w:t xml:space="preserve">: </w:t>
+      </w:r>
+      <w:r>
+        <w:rPr>
+          <w:rFonts w:ascii="Cambria" w:hAnsi="Cambria" w:cs="Calibri"/>
+        </w:rPr>
+        <w:t>Power Platform (Power Apps, Power BI, Power Automate, Dataverse), Microsoft 365 (Teams, SharePoint, Outlook, Loop, Word), Azure DevOps</w:t>
       </w:r>
     </w:p>
     <w:p>
@@ -209,35 +205,13 @@
           <w:b/>
           <w:bCs/>
         </w:rPr>
-        <w:t>Back</w:t>
-      </w:r>
-      <w:r>
-        <w:rPr>
-          <w:rFonts w:ascii="Cambria" w:hAnsi="Cambria" w:cs="Calibri"/>
-          <w:b/>
-          <w:bCs/>
-        </w:rPr>
-        <w:t>-E</w:t>
-      </w:r>
-      <w:r>
-        <w:rPr>
-          <w:rFonts w:ascii="Cambria" w:hAnsi="Cambria" w:cs="Calibri"/>
-          <w:b/>
-          <w:bCs/>
-        </w:rPr>
-        <w:t>nd</w:t>
-      </w:r>
-      <w:r>
-        <w:rPr>
-          <w:rFonts w:ascii="Cambria" w:hAnsi="Cambria" w:cs="Calibri"/>
-        </w:rPr>
-        <w:t xml:space="preserve">: </w:t>
-      </w:r>
-      <w:r>
-        <w:rPr>
-          <w:rFonts w:ascii="Cambria" w:hAnsi="Cambria" w:cs="Calibri"/>
-        </w:rPr>
-        <w:t>Node.js, Express, MongoDB, Java, Spring Boot</w:t>
+        <w:t>Web Development</w:t>
+      </w:r>
+      <w:r>
+        <w:rPr>
+          <w:rFonts w:ascii="Cambria" w:hAnsi="Cambria" w:cs="Calibri"/>
+        </w:rPr>
+        <w:t>: React, Tailwind CSS, JavaScript, HTML, CSS</w:t>
       </w:r>
     </w:p>
     <w:p>
@@ -259,55 +233,13 @@
           <w:b/>
           <w:bCs/>
         </w:rPr>
-        <w:t>Power Platform</w:t>
-      </w:r>
-      <w:r>
-        <w:rPr>
-          <w:rFonts w:ascii="Cambria" w:hAnsi="Cambria" w:cs="Calibri"/>
-        </w:rPr>
-        <w:t>: Power Apps, Power Automate, Power BI, Dataverse</w:t>
-      </w:r>
-    </w:p>
-    <w:p>
-      <w:pPr>
-        <w:pStyle w:val="ListParagraph"/>
-        <w:numPr>
-          <w:ilvl w:val="0"/>
-          <w:numId w:val="1"/>
-        </w:numPr>
-        <w:ind w:left="425" w:hanging="357"/>
-        <w:contextualSpacing w:val="0"/>
-        <w:rPr>
-          <w:rFonts w:ascii="Cambria" w:hAnsi="Cambria" w:cs="Calibri"/>
-        </w:rPr>
-      </w:pPr>
-      <w:r>
-        <w:rPr>
-          <w:rFonts w:ascii="Cambria" w:hAnsi="Cambria" w:cs="Calibri"/>
-          <w:b/>
-          <w:bCs/>
-        </w:rPr>
-        <w:t>Collaboration &amp; Development Tools</w:t>
-      </w:r>
-      <w:r>
-        <w:rPr>
-          <w:rFonts w:ascii="Cambria" w:hAnsi="Cambria" w:cs="Calibri"/>
-        </w:rPr>
-        <w:t>:</w:t>
-      </w:r>
-      <w:r>
-        <w:rPr>
-          <w:rFonts w:ascii="Cambria" w:hAnsi="Cambria" w:cs="Calibri"/>
-          <w:b/>
-          <w:bCs/>
-        </w:rPr>
-        <w:t xml:space="preserve"> </w:t>
-      </w:r>
-      <w:r>
-        <w:rPr>
-          <w:rFonts w:ascii="Cambria" w:hAnsi="Cambria" w:cs="Calibri"/>
-        </w:rPr>
-        <w:t>Visual Studio Code, Azure DevOps, Git, Agile/Scrum, Microsoft Office Suite (Outlook, Teams, SharePoint)</w:t>
+        <w:t>Methodologies &amp; Collaboration</w:t>
+      </w:r>
+      <w:r>
+        <w:rPr>
+          <w:rFonts w:ascii="Cambria" w:hAnsi="Cambria" w:cs="Calibri"/>
+        </w:rPr>
+        <w:t>: Agile / Scrum, Requirements Gathering, Cross-functional Collaboration</w:t>
       </w:r>
     </w:p>
     <w:p>
@@ -379,39 +311,7 @@
           <w:b/>
           <w:bCs/>
         </w:rPr>
-        <w:t>Department of National Defence (DND)</w:t>
-      </w:r>
-      <w:r>
-        <w:rPr>
-          <w:rFonts w:ascii="Cambria" w:hAnsi="Cambria" w:cs="Calibri"/>
-          <w:b/>
-          <w:bCs/>
-        </w:rPr>
-        <w:t xml:space="preserve"> </w:t>
-      </w:r>
-      <w:r>
-        <w:rPr>
-          <w:rFonts w:ascii="Cambria" w:hAnsi="Cambria" w:cs="Calibri"/>
-          <w:b/>
-          <w:bCs/>
-        </w:rPr>
-        <w:t xml:space="preserve">| </w:t>
-      </w:r>
-      <w:r>
-        <w:rPr>
-          <w:rFonts w:ascii="Cambria" w:hAnsi="Cambria" w:cs="Calibri"/>
-          <w:b/>
-          <w:bCs/>
-        </w:rPr>
-        <w:t>Developer</w:t>
-      </w:r>
-      <w:r>
-        <w:rPr>
-          <w:rFonts w:ascii="Cambria" w:hAnsi="Cambria" w:cs="Calibri"/>
-          <w:b/>
-          <w:bCs/>
-        </w:rPr>
-        <w:t xml:space="preserve"> | Ottawa, ON</w:t>
+        <w:t>Department of National Defence (DND) | Developer | Ottawa, ON</w:t>
       </w:r>
       <w:r>
         <w:rPr>
@@ -425,39 +325,7 @@
           <w:i/>
           <w:iCs/>
         </w:rPr>
-        <w:t>Feb</w:t>
-      </w:r>
-      <w:r>
-        <w:rPr>
-          <w:rFonts w:ascii="Cambria" w:hAnsi="Cambria" w:cs="Calibri"/>
-          <w:i/>
-          <w:iCs/>
-        </w:rPr>
-        <w:t xml:space="preserve"> 202</w:t>
-      </w:r>
-      <w:r>
-        <w:rPr>
-          <w:rFonts w:ascii="Cambria" w:hAnsi="Cambria" w:cs="Calibri"/>
-          <w:i/>
-          <w:iCs/>
-        </w:rPr>
-        <w:t>5</w:t>
-      </w:r>
-      <w:r>
-        <w:rPr>
-          <w:rFonts w:ascii="Cambria" w:hAnsi="Cambria" w:cs="Calibri"/>
-          <w:i/>
-          <w:iCs/>
-        </w:rPr>
-        <w:t xml:space="preserve"> – </w:t>
-      </w:r>
-      <w:r>
-        <w:rPr>
-          <w:rFonts w:ascii="Cambria" w:hAnsi="Cambria" w:cs="Calibri"/>
-          <w:i/>
-          <w:iCs/>
-        </w:rPr>
-        <w:t>Present</w:t>
+        <w:t>Feb 2025 – Present</w:t>
       </w:r>
     </w:p>
     <w:p>
@@ -480,13 +348,7 @@
         <w:rPr>
           <w:rFonts w:ascii="Cambria" w:hAnsi="Cambria" w:cs="Calibri"/>
         </w:rPr>
-        <w:t>Developed a responsive web interface in React and Tailwind CSS for an internal AI chatbot, enabling natural-language querying of a 400+ page policy document</w:t>
-      </w:r>
-      <w:r>
-        <w:rPr>
-          <w:rFonts w:ascii="Cambria" w:hAnsi="Cambria" w:cs="Calibri"/>
-        </w:rPr>
-        <w:t>.</w:t>
+        <w:t>Developed a React and Tailwind CSS front-end for an AI chatbot, enabling natural-language queries of a 400+ page policy document.</w:t>
       </w:r>
     </w:p>
     <w:p>
@@ -509,7 +371,7 @@
         <w:rPr>
           <w:rFonts w:ascii="Cambria" w:hAnsi="Cambria" w:cs="Calibri"/>
         </w:rPr>
-        <w:t>Designed and deployed an interactive Power BI dashboard visualizing course completion data, fiscal-year growth, and delivery method trends.</w:t>
+        <w:t>Designed a Power BI dashboard tracking course completions, fiscal-year trends, delivery methods, and participant demographics.</w:t>
       </w:r>
     </w:p>
     <w:p>
@@ -532,7 +394,30 @@
         <w:rPr>
           <w:rFonts w:ascii="Cambria" w:hAnsi="Cambria" w:cs="Calibri"/>
         </w:rPr>
-        <w:t>Built a Power App–based project tracking system integrated with Power Automate to streamline client onboarding—automating Teams channel creation, folder setup, and developer notifications.</w:t>
+        <w:t>Built a Power App initiative tracker with Power Automate flows that automated project onboarding: Teams channels, SharePoint folders, and developer notifications.</w:t>
+      </w:r>
+    </w:p>
+    <w:p>
+      <w:pPr>
+        <w:pStyle w:val="ListParagraph"/>
+        <w:numPr>
+          <w:ilvl w:val="0"/>
+          <w:numId w:val="2"/>
+        </w:numPr>
+        <w:tabs>
+          <w:tab w:val="left" w:pos="8931"/>
+        </w:tabs>
+        <w:ind w:left="426"/>
+        <w:contextualSpacing w:val="0"/>
+        <w:rPr>
+          <w:rFonts w:ascii="Cambria" w:hAnsi="Cambria" w:cs="Calibri"/>
+        </w:rPr>
+      </w:pPr>
+      <w:r>
+        <w:rPr>
+          <w:rFonts w:ascii="Cambria" w:hAnsi="Cambria" w:cs="Calibri"/>
+        </w:rPr>
+        <w:t>Automated project status updates in real-time from Azure DevOps sprints, reducing manual tracking and improving visibility for stakeholders.</w:t>
       </w:r>
     </w:p>
     <w:p>
@@ -556,7 +441,19 @@
         <w:rPr>
           <w:rFonts w:ascii="Cambria" w:hAnsi="Cambria" w:cs="Calibri"/>
         </w:rPr>
-        <w:t>Collaborated in Agile sprints using Azure DevOps for task tracking, documentation, and iterative feature delivery.</w:t>
+        <w:t xml:space="preserve">Collaborated in Agile sprints using Azure DevOps to deliver iterative features and maintain </w:t>
+      </w:r>
+      <w:r>
+        <w:rPr>
+          <w:rFonts w:ascii="Cambria" w:hAnsi="Cambria" w:cs="Calibri"/>
+        </w:rPr>
+        <w:t>team synergy</w:t>
+      </w:r>
+      <w:r>
+        <w:rPr>
+          <w:rFonts w:ascii="Cambria" w:hAnsi="Cambria" w:cs="Calibri"/>
+        </w:rPr>
+        <w:t>.</w:t>
       </w:r>
     </w:p>
     <w:p>
@@ -659,7 +556,7 @@
         <w:rPr>
           <w:rFonts w:ascii="Cambria" w:hAnsi="Cambria" w:cs="Calibri"/>
         </w:rPr>
-        <w:t>Authored and executed 100+ test cases for the R3 student information system, covering access control, data integrity, and responsiveness.</w:t>
+        <w:t>Authored and executed 100+ test cases for a modernized student information system, validating role-based access and functional workflows.</w:t>
       </w:r>
     </w:p>
     <w:p>
@@ -682,25 +579,7 @@
         <w:rPr>
           <w:rFonts w:ascii="Cambria" w:hAnsi="Cambria" w:cs="Calibri"/>
         </w:rPr>
-        <w:t>I</w:t>
-      </w:r>
-      <w:r>
-        <w:rPr>
-          <w:rFonts w:ascii="Cambria" w:hAnsi="Cambria" w:cs="Calibri"/>
-        </w:rPr>
-        <w:t>dentified</w:t>
-      </w:r>
-      <w:r>
-        <w:rPr>
-          <w:rFonts w:ascii="Cambria" w:hAnsi="Cambria" w:cs="Calibri"/>
-        </w:rPr>
-        <w:t xml:space="preserve"> and documented 10+ critical defects, contributing to stability improvements prior to launch</w:t>
-      </w:r>
-      <w:r>
-        <w:rPr>
-          <w:rFonts w:ascii="Cambria" w:hAnsi="Cambria" w:cs="Calibri"/>
-        </w:rPr>
-        <w:t>.</w:t>
+        <w:t>Identified and documented critical defects, ensuring fixes were regression-tested for system stability.</w:t>
       </w:r>
     </w:p>
     <w:p>
@@ -724,13 +603,7 @@
         <w:rPr>
           <w:rFonts w:ascii="Cambria" w:hAnsi="Cambria" w:cs="Calibri"/>
         </w:rPr>
-        <w:t>Collaborated with developers to verify fixes and ensure regression-free deployments</w:t>
-      </w:r>
-      <w:r>
-        <w:rPr>
-          <w:rFonts w:ascii="Cambria" w:hAnsi="Cambria" w:cs="Calibri"/>
-        </w:rPr>
-        <w:t>.</w:t>
+        <w:t>Coordinated with developers to validate feature updates, supporting smooth sprint cycles.</w:t>
       </w:r>
     </w:p>
     <w:p>
@@ -817,7 +690,7 @@
         <w:rPr>
           <w:rFonts w:ascii="Cambria" w:hAnsi="Cambria" w:cs="Calibri"/>
         </w:rPr>
-        <w:t>Developed a Java-based automation tool to consume API endpoints and parse YAML documentation, reducing manual update time by 8+ hours per release.</w:t>
+        <w:t>Developed a Java automation tool to parse and update YAML API documentation, saving 8+ hours per release.</w:t>
       </w:r>
     </w:p>
     <w:p>
@@ -841,7 +714,7 @@
         <w:rPr>
           <w:rFonts w:ascii="Cambria" w:hAnsi="Cambria" w:cs="Calibri"/>
         </w:rPr>
-        <w:t>Built a data validation utility to detect and update outdated API documentation automatically.</w:t>
+        <w:t>Built a data validation utility to detect and correct outdated API documentation automatically.</w:t>
       </w:r>
     </w:p>
     <w:p>
@@ -864,7 +737,7 @@
         <w:rPr>
           <w:rFonts w:ascii="Cambria" w:hAnsi="Cambria" w:cs="Calibri"/>
         </w:rPr>
-        <w:t>Resolved 50+ tracked issues in Azure DevOps, improving system stability and reducing recurring errors.</w:t>
+        <w:t>Resolved 50+ Azure DevOps issues, enhancing system stability and reducing recurring errors.</w:t>
       </w:r>
     </w:p>
     <w:p>
@@ -888,7 +761,7 @@
         <w:rPr>
           <w:rFonts w:ascii="Cambria" w:hAnsi="Cambria" w:cs="Calibri"/>
         </w:rPr>
-        <w:t>Authored JUnit 5 tests to increase code coverage by 20% and improve validation reliability.</w:t>
+        <w:t>Authored JUnit 5 tests, improving code coverage by 20% and increasing validation reliability.</w:t>
       </w:r>
     </w:p>
     <w:bookmarkEnd w:id="0"/>
@@ -949,21 +822,38 @@
           <w:i/>
           <w:iCs/>
         </w:rPr>
-        <w:t>Expected Graduation 2025</w:t>
+        <w:t xml:space="preserve">Expected Graduation </w:t>
+      </w:r>
+      <w:r>
+        <w:rPr>
+          <w:rFonts w:ascii="Cambria" w:hAnsi="Cambria" w:cs="Calibri"/>
+          <w:i/>
+          <w:iCs/>
+        </w:rPr>
+        <w:t>–</w:t>
+      </w:r>
+      <w:r>
+        <w:rPr>
+          <w:rFonts w:ascii="Cambria" w:hAnsi="Cambria" w:cs="Calibri"/>
+          <w:i/>
+          <w:iCs/>
+        </w:rPr>
+        <w:t xml:space="preserve"> </w:t>
+      </w:r>
+      <w:r>
+        <w:rPr>
+          <w:rFonts w:ascii="Cambria" w:hAnsi="Cambria" w:cs="Calibri"/>
+          <w:i/>
+          <w:iCs/>
+        </w:rPr>
+        <w:t>2025</w:t>
       </w:r>
     </w:p>
     <w:p>
       <w:pPr>
-        <w:pStyle w:val="ListParagraph"/>
-        <w:numPr>
-          <w:ilvl w:val="0"/>
-          <w:numId w:val="9"/>
-        </w:numPr>
         <w:tabs>
           <w:tab w:val="right" w:pos="10773"/>
         </w:tabs>
-        <w:ind w:left="426"/>
-        <w:contextualSpacing w:val="0"/>
         <w:rPr>
           <w:rFonts w:ascii="Cambria" w:hAnsi="Cambria" w:cs="Calibri"/>
         </w:rPr>
@@ -982,31 +872,7 @@
           <w:b/>
           <w:bCs/>
         </w:rPr>
-        <w:t xml:space="preserve"> | </w:t>
-      </w:r>
-      <w:r>
-        <w:rPr>
-          <w:rFonts w:ascii="Cambria" w:hAnsi="Cambria" w:cs="Calibri"/>
-          <w:b/>
-          <w:bCs/>
-        </w:rPr>
-        <w:t>GPA</w:t>
-      </w:r>
-      <w:r>
-        <w:rPr>
-          <w:rFonts w:ascii="Cambria" w:hAnsi="Cambria" w:cs="Calibri"/>
-          <w:b/>
-          <w:bCs/>
-        </w:rPr>
-        <w:t>:</w:t>
-      </w:r>
-      <w:r>
-        <w:rPr>
-          <w:rFonts w:ascii="Cambria" w:hAnsi="Cambria" w:cs="Calibri"/>
-          <w:b/>
-          <w:bCs/>
-        </w:rPr>
-        <w:t xml:space="preserve"> 3.76 / 4.0</w:t>
+        <w:t xml:space="preserve"> | GPA: 3.76 / 4.0</w:t>
       </w:r>
       <w:r>
         <w:rPr>
@@ -1080,8 +946,16 @@
       <w:r>
         <w:rPr>
           <w:rFonts w:ascii="Cambria" w:hAnsi="Cambria" w:cs="Calibri"/>
-        </w:rPr>
-        <w:t xml:space="preserve">Relevant Coursework: </w:t>
+          <w:b/>
+          <w:bCs/>
+        </w:rPr>
+        <w:t>Relevant Coursework</w:t>
+      </w:r>
+      <w:r>
+        <w:rPr>
+          <w:rFonts w:ascii="Cambria" w:hAnsi="Cambria" w:cs="Calibri"/>
+        </w:rPr>
+        <w:t xml:space="preserve">: </w:t>
       </w:r>
       <w:r>
         <w:rPr>
@@ -2800,6 +2674,7 @@
   <w:style w:type="character" w:default="1" w:styleId="DefaultParagraphFont">
     <w:name w:val="Default Paragraph Font"/>
     <w:uiPriority w:val="1"/>
+    <w:semiHidden/>
     <w:unhideWhenUsed/>
   </w:style>
   <w:style w:type="table" w:default="1" w:styleId="TableNormal">
@@ -3180,6 +3055,18 @@
     <w:link w:val="Footer"/>
     <w:uiPriority w:val="99"/>
     <w:rsid w:val="00C872D7"/>
+  </w:style>
+  <w:style w:type="character" w:styleId="FollowedHyperlink">
+    <w:name w:val="FollowedHyperlink"/>
+    <w:basedOn w:val="DefaultParagraphFont"/>
+    <w:uiPriority w:val="99"/>
+    <w:semiHidden/>
+    <w:unhideWhenUsed/>
+    <w:rsid w:val="00996E8B"/>
+    <w:rPr>
+      <w:color w:val="96607D" w:themeColor="followedHyperlink"/>
+      <w:u w:val="single"/>
+    </w:rPr>
   </w:style>
 </w:styles>
 </file>

--- a/NoahPNResume2025.docx
+++ b/NoahPNResume2025.docx
@@ -124,7 +124,7 @@
         <w:rPr>
           <w:rFonts w:ascii="Cambria" w:hAnsi="Cambria" w:cs="Calibri"/>
         </w:rPr>
-        <w:t>Application Developer with experience designing and supporting internal solutions for DND. Specializing in the Microsoft Power Platform (Power Apps, Power BI, Power Automate, Dataverse) and front-end development with React and Tailwind CSS. Focused on building automated, data-driven, and user-focused solutions, maintaining clear documentation, and creating interactive dashboards. Naturally introverted, I thrive when working independently but contribute effectively to cross-functional teams. Experienced in leveraging Azure DevOps and Agile/Scrum methodologies to deliver efficient, maintainable internal applications.</w:t>
+        <w:t>Application Developer with experience designing and supporting internal solutions for the Department of National Defence (DND). Specializes in the Microsoft Power Platform (Power Apps, Power BI, Power Automate, Dataverse) and front-end development with React and Tailwind CSS. Focused on building automated, data-driven, and user-focused solutions, maintaining clear documentation, and creating interactive dashboards. Naturally introverted, I thrive when working independently but contribute effectively to cross-functional teams. Experienced in leveraging Azure DevOps and Agile/Scrum methodologies to deliver efficient, maintainable internal applications.</w:t>
       </w:r>
     </w:p>
     <w:p>
@@ -325,7 +325,15 @@
           <w:i/>
           <w:iCs/>
         </w:rPr>
-        <w:t>Feb 2025 – Present</w:t>
+        <w:t xml:space="preserve">Feb 2025 – </w:t>
+      </w:r>
+      <w:r>
+        <w:rPr>
+          <w:rFonts w:ascii="Cambria" w:hAnsi="Cambria" w:cs="Calibri"/>
+          <w:i/>
+          <w:iCs/>
+        </w:rPr>
+        <w:t>Dec 2025</w:t>
       </w:r>
     </w:p>
     <w:p>
@@ -846,7 +854,15 @@
           <w:i/>
           <w:iCs/>
         </w:rPr>
-        <w:t>2025</w:t>
+        <w:t>202</w:t>
+      </w:r>
+      <w:r>
+        <w:rPr>
+          <w:rFonts w:ascii="Cambria" w:hAnsi="Cambria" w:cs="Calibri"/>
+          <w:i/>
+          <w:iCs/>
+        </w:rPr>
+        <w:t>6</w:t>
       </w:r>
     </w:p>
     <w:p>
@@ -2674,7 +2690,6 @@
   <w:style w:type="character" w:default="1" w:styleId="DefaultParagraphFont">
     <w:name w:val="Default Paragraph Font"/>
     <w:uiPriority w:val="1"/>
-    <w:semiHidden/>
     <w:unhideWhenUsed/>
   </w:style>
   <w:style w:type="table" w:default="1" w:styleId="TableNormal">
